--- a/Abd-Elrahman-Osmat-ATS-CV-Updated-DEPI-v3.docx
+++ b/Abd-Elrahman-Osmat-ATS-CV-Updated-DEPI-v3.docx
@@ -4,75 +4,108 @@
   <w:body>
     <w:p>
       <w:pPr>
+        <w:spacing w:after="20"/>
         <w:jc w:val="center"/>
       </w:pPr>
       <w:r>
         <w:rPr>
+          <w:rFonts w:ascii="Arial" w:hAnsi="Arial"/>
           <w:b/>
-          <w:sz w:val="40"/>
+          <w:sz w:val="32"/>
         </w:rPr>
         <w:t>ABD ELRAHMAN OSMAT MOHAMMED</w:t>
       </w:r>
     </w:p>
     <w:p>
       <w:pPr>
+        <w:spacing w:after="40"/>
         <w:jc w:val="center"/>
       </w:pPr>
       <w:r>
         <w:rPr>
+          <w:rFonts w:ascii="Arial" w:hAnsi="Arial"/>
           <w:b/>
-          <w:sz w:val="22"/>
+          <w:sz w:val="21"/>
         </w:rPr>
         <w:t>Junior QA / Manual Software Tester | Computer Science Student</w:t>
       </w:r>
     </w:p>
     <w:p>
       <w:pPr>
+        <w:spacing w:after="20"/>
         <w:jc w:val="center"/>
       </w:pPr>
       <w:r>
         <w:rPr>
-          <w:sz w:val="19"/>
+          <w:rFonts w:ascii="Arial" w:hAnsi="Arial"/>
+          <w:b w:val="0"/>
+          <w:sz w:val="18"/>
         </w:rPr>
         <w:t>Sohag, Egypt | 01505950322 | bdalrhmnsmt156@gmail.com</w:t>
       </w:r>
     </w:p>
     <w:p>
       <w:pPr>
+        <w:spacing w:after="100"/>
         <w:jc w:val="center"/>
       </w:pPr>
       <w:r>
         <w:rPr>
-          <w:sz w:val="19"/>
+          <w:rFonts w:ascii="Arial" w:hAnsi="Arial"/>
+          <w:b w:val="0"/>
+          <w:sz w:val="18"/>
         </w:rPr>
         <w:t>GitHub: github.com/bdalrhmnsmt156-eng | LinkedIn: linkedin.com/in/abd-elrahman-osmat</w:t>
       </w:r>
     </w:p>
     <w:p>
       <w:pPr>
-        <w:pStyle w:val="Heading1"/>
+        <w:spacing w:after="40"/>
       </w:pPr>
       <w:r>
+        <w:rPr>
+          <w:rFonts w:ascii="Arial" w:hAnsi="Arial"/>
+          <w:b/>
+          <w:sz w:val="24"/>
+        </w:rPr>
         <w:t>PROFESSIONAL SUMMARY</w:t>
       </w:r>
     </w:p>
     <w:p>
+      <w:pPr>
+        <w:spacing w:after="80"/>
+      </w:pPr>
       <w:r>
-        <w:t>Computer Science student at Egyptian E-Learning University (EELU) and aspiring Junior QA / Manual Software Tester. Currently enrolled in the Digital Egypt Pioneers Initiative (DEPI) Software Tester Engineer track, July–December 2026. Developing hands-on skills in Software Testing, STLC, requirement analysis, test case design, manual testing, test execution, defect tracking, test analysis and design, and quality assurance practices. Built 11 Java, Python, and web projects, including a Student Performance &amp; Analytics System using Java, JDBC, SQLite, SQL joins, Python, pandas, and Matplotlib. Additional foundation in cybersecurity, networking, databases, Git/GitHub, HTML, CSS, and JavaScript. Seeking internship or entry-level Junior QA / Manual Software Tester opportunities.</w:t>
+        <w:rPr>
+          <w:rFonts w:ascii="Arial" w:hAnsi="Arial"/>
+          <w:b w:val="0"/>
+          <w:sz w:val="18"/>
+        </w:rPr>
+        <w:t>Computer Science student at Egyptian E-Learning University (EELU) and aspiring Junior QA / Manual Software Tester. Currently enrolled in the Digital Egypt Pioneers Initiative (DEPI) Software Tester Engineer track, July–December 2026. Hands-on training in Software Testing, STLC, requirement analysis, test case design, manual testing, test execution, defect tracking, and quality assurance practices. Built 8 Java/Python projects, including a Student Performance &amp; Analytics System using Java, JDBC, SQLite, SQL joins, Python, pandas, and Matplotlib. Additional foundation in cybersecurity, networking, databases, Git/GitHub, and software quality. Seeking internship or entry-level Junior QA / Manual Software Tester opportunities.</w:t>
       </w:r>
     </w:p>
     <w:p>
       <w:pPr>
-        <w:pStyle w:val="Heading1"/>
+        <w:spacing w:after="40"/>
       </w:pPr>
       <w:r>
+        <w:rPr>
+          <w:rFonts w:ascii="Arial" w:hAnsi="Arial"/>
+          <w:b/>
+          <w:sz w:val="24"/>
+        </w:rPr>
         <w:t>TRAINING EXPERIENCE</w:t>
       </w:r>
     </w:p>
     <w:p>
+      <w:pPr>
+        <w:spacing w:after="20"/>
+      </w:pPr>
       <w:r>
         <w:rPr>
+          <w:rFonts w:ascii="Arial" w:hAnsi="Arial"/>
           <w:b/>
+          <w:sz w:val="19"/>
         </w:rPr>
         <w:t>Digital Egypt Pioneers Initiative (DEPI) – Software Tester Engineer Trainee | Egypt | Jul 2026 – Dec 2026 (In Progress)</w:t>
       </w:r>
@@ -81,115 +114,83 @@
       <w:pPr>
         <w:pStyle w:val="ListBullet"/>
         <w:spacing w:after="20"/>
+        <w:ind w:left="259"/>
       </w:pPr>
       <w:r>
-        <w:t>Software Testing Fundamentals, ISTQB Foundation Level concepts, and Testing Throughout the Software Development Life Cycle (STLC).</w:t>
+        <w:rPr>
+          <w:rFonts w:ascii="Arial" w:hAnsi="Arial"/>
+          <w:sz w:val="17"/>
+        </w:rPr>
+        <w:t>Participating in the DEPI Software Tester Engineer track with a focus on software quality assurance and software testing.</w:t>
       </w:r>
     </w:p>
     <w:p>
       <w:pPr>
         <w:pStyle w:val="ListBullet"/>
         <w:spacing w:after="20"/>
+        <w:ind w:left="259"/>
       </w:pPr>
       <w:r>
-        <w:t>Test analysis and design, test case preparation, manual testing, defect reporting, and managing test activities.</w:t>
+        <w:rPr>
+          <w:rFonts w:ascii="Arial" w:hAnsi="Arial"/>
+          <w:sz w:val="17"/>
+        </w:rPr>
+        <w:t>Developing knowledge of Software Testing Fundamentals, ISTQB Foundation Level concepts, and Testing Throughout the Software Development Life Cycle (STLC).</w:t>
       </w:r>
     </w:p>
     <w:p>
       <w:pPr>
         <w:pStyle w:val="ListBullet"/>
         <w:spacing w:after="20"/>
+        <w:ind w:left="259"/>
       </w:pPr>
       <w:r>
-        <w:t>Exposure to Jira, Postman, Selenium, databases/SQL, and Java programming fundamentals.</w:t>
+        <w:rPr>
+          <w:rFonts w:ascii="Arial" w:hAnsi="Arial"/>
+          <w:sz w:val="17"/>
+        </w:rPr>
+        <w:t>Building practical skills in test analysis and design, test case preparation, defect reporting, and managing test activities.</w:t>
       </w:r>
     </w:p>
     <w:p>
       <w:pPr>
         <w:pStyle w:val="ListBullet"/>
         <w:spacing w:after="20"/>
+        <w:ind w:left="259"/>
       </w:pPr>
       <w:r>
-        <w:t>Applying testing concepts through practical exercises and the program capstone project.</w:t>
-      </w:r>
-    </w:p>
-    <w:p>
-      <w:pPr>
-        <w:pStyle w:val="Heading1"/>
-      </w:pPr>
-      <w:r>
-        <w:t>TECHNICAL SKILLS</w:t>
+        <w:rPr>
+          <w:rFonts w:ascii="Arial" w:hAnsi="Arial"/>
+          <w:sz w:val="17"/>
+        </w:rPr>
+        <w:t>Training with testing tools and technologies including Jira, Postman, Selenium, databases/SQL, and Java programming fundamentals.</w:t>
       </w:r>
     </w:p>
     <w:p>
       <w:pPr>
         <w:pStyle w:val="ListBullet"/>
         <w:spacing w:after="20"/>
+        <w:ind w:left="259"/>
       </w:pPr>
       <w:r>
-        <w:t>Software Testing / QA: STLC, Software Testing Fundamentals, Requirement Analysis, Test Case Design, Manual Testing, Functional Testing, Test Execution, Defect/Bug Tracking, Test Analysis &amp; Design, QA.</w:t>
+        <w:rPr>
+          <w:rFonts w:ascii="Arial" w:hAnsi="Arial"/>
+          <w:sz w:val="17"/>
+        </w:rPr>
+        <w:t>Applying testing concepts through practical exercises and the program capstone project.</w:t>
       </w:r>
     </w:p>
     <w:p>
       <w:pPr>
-        <w:pStyle w:val="ListBullet"/>
-        <w:spacing w:after="20"/>
+        <w:spacing w:after="40"/>
       </w:pPr>
       <w:r>
-        <w:t>Testing Tools: Jira, Postman, Selenium.</w:t>
-      </w:r>
-    </w:p>
-    <w:p>
-      <w:pPr>
-        <w:pStyle w:val="ListBullet"/>
-        <w:spacing w:after="20"/>
-      </w:pPr>
-      <w:r>
-        <w:t>Programming: Java, Python, OOP, inheritance, encapsulation, polymorphism, composition, collections, type hints, UUID, HTML5, CSS3, JavaScript.</w:t>
-      </w:r>
-    </w:p>
-    <w:p>
-      <w:pPr>
-        <w:pStyle w:val="ListBullet"/>
-        <w:spacing w:after="20"/>
-      </w:pPr>
-      <w:r>
-        <w:t>Databases: SQL, SQLite, JDBC, PreparedStatement, relational database design, Primary Keys, Foreign Keys, INNER JOIN.</w:t>
-      </w:r>
-    </w:p>
-    <w:p>
-      <w:pPr>
-        <w:pStyle w:val="ListBullet"/>
-        <w:spacing w:after="20"/>
-      </w:pPr>
-      <w:r>
-        <w:t>Data &amp; Analytics: Python, pandas, Matplotlib, data processing, data visualization.</w:t>
-      </w:r>
-    </w:p>
-    <w:p>
-      <w:pPr>
-        <w:pStyle w:val="ListBullet"/>
-        <w:spacing w:after="20"/>
-      </w:pPr>
-      <w:r>
-        <w:t>Tools: Git, GitHub, Maven, CLI, MS Office, ICDL.</w:t>
-      </w:r>
-    </w:p>
-    <w:p>
-      <w:pPr>
-        <w:pStyle w:val="ListBullet"/>
-        <w:spacing w:after="20"/>
-      </w:pPr>
-      <w:r>
-        <w:t>Cybersecurity &amp; Networking: Network Security, Endpoint Security, Cyber Threat Management, Networking Fundamentals, Networking Devices and Initial Configuration, IoT.</w:t>
-      </w:r>
-    </w:p>
-    <w:p>
-      <w:pPr>
-        <w:pStyle w:val="Heading1"/>
-      </w:pPr>
-      <w:r>
-        <w:t>SELECTED PROJECTS</w:t>
+        <w:rPr>
+          <w:rFonts w:ascii="Arial" w:hAnsi="Arial"/>
+          <w:b/>
+          <w:sz w:val="24"/>
+        </w:rPr>
+        <w:t>TECHNICAL SKILLS</w:t>
       </w:r>
     </w:p>
     <w:p>
@@ -198,17 +199,172 @@
       </w:pPr>
       <w:r>
         <w:rPr>
+          <w:rFonts w:ascii="Arial" w:hAnsi="Arial"/>
           <w:b/>
+          <w:sz w:val="17"/>
         </w:rPr>
-        <w:t>Student Performance &amp; Analytics System | Java, SQL, SQLite, Python, JDBC, pandas, Matplotlib</w:t>
+        <w:t xml:space="preserve">Software Testing / QA: </w:t>
+      </w:r>
+      <w:r>
+        <w:rPr>
+          <w:rFonts w:ascii="Arial" w:hAnsi="Arial"/>
+          <w:sz w:val="17"/>
+        </w:rPr>
+        <w:t>STLC, Software Testing Fundamentals, Requirement Analysis, Test Case Design, Manual Testing, Functional Testing, Test Execution, Defect/Bug Tracking, Test Analysis &amp; Design, QA</w:t>
+      </w:r>
+    </w:p>
+    <w:p>
+      <w:pPr>
+        <w:spacing w:after="20"/>
+      </w:pPr>
+      <w:r>
+        <w:rPr>
+          <w:rFonts w:ascii="Arial" w:hAnsi="Arial"/>
+          <w:b/>
+          <w:sz w:val="17"/>
+        </w:rPr>
+        <w:t xml:space="preserve">Testing Tools: </w:t>
+      </w:r>
+      <w:r>
+        <w:rPr>
+          <w:rFonts w:ascii="Arial" w:hAnsi="Arial"/>
+          <w:sz w:val="17"/>
+        </w:rPr>
+        <w:t>Jira, Postman, Selenium</w:t>
+      </w:r>
+    </w:p>
+    <w:p>
+      <w:pPr>
+        <w:spacing w:after="20"/>
+      </w:pPr>
+      <w:r>
+        <w:rPr>
+          <w:rFonts w:ascii="Arial" w:hAnsi="Arial"/>
+          <w:b/>
+          <w:sz w:val="17"/>
+        </w:rPr>
+        <w:t xml:space="preserve">Programming: </w:t>
+      </w:r>
+      <w:r>
+        <w:rPr>
+          <w:rFonts w:ascii="Arial" w:hAnsi="Arial"/>
+          <w:sz w:val="17"/>
+        </w:rPr>
+        <w:t>Java, Python, OOP, inheritance, encapsulation, polymorphism, composition, collections, type hints, UUID</w:t>
+      </w:r>
+    </w:p>
+    <w:p>
+      <w:pPr>
+        <w:spacing w:after="20"/>
+      </w:pPr>
+      <w:r>
+        <w:rPr>
+          <w:rFonts w:ascii="Arial" w:hAnsi="Arial"/>
+          <w:b/>
+          <w:sz w:val="17"/>
+        </w:rPr>
+        <w:t xml:space="preserve">Databases: </w:t>
+      </w:r>
+      <w:r>
+        <w:rPr>
+          <w:rFonts w:ascii="Arial" w:hAnsi="Arial"/>
+          <w:sz w:val="17"/>
+        </w:rPr>
+        <w:t>SQL, SQLite, JDBC, PreparedStatement, relational database design, Primary Keys, Foreign Keys, INNER JOIN</w:t>
+      </w:r>
+    </w:p>
+    <w:p>
+      <w:pPr>
+        <w:spacing w:after="20"/>
+      </w:pPr>
+      <w:r>
+        <w:rPr>
+          <w:rFonts w:ascii="Arial" w:hAnsi="Arial"/>
+          <w:b/>
+          <w:sz w:val="17"/>
+        </w:rPr>
+        <w:t xml:space="preserve">Data &amp; Analytics: </w:t>
+      </w:r>
+      <w:r>
+        <w:rPr>
+          <w:rFonts w:ascii="Arial" w:hAnsi="Arial"/>
+          <w:sz w:val="17"/>
+        </w:rPr>
+        <w:t>Python, pandas, Matplotlib, data processing, data visualization</w:t>
+      </w:r>
+    </w:p>
+    <w:p>
+      <w:pPr>
+        <w:spacing w:after="20"/>
+      </w:pPr>
+      <w:r>
+        <w:t>Tools: Git, GitHub, Maven, CLI, HTML5, CSS3, JavaScript, MS Office, ICDL</w:t>
+      </w:r>
+    </w:p>
+    <w:p>
+      <w:pPr>
+        <w:spacing w:after="20"/>
+      </w:pPr>
+      <w:r>
+        <w:rPr>
+          <w:rFonts w:ascii="Arial" w:hAnsi="Arial"/>
+          <w:b/>
+          <w:sz w:val="17"/>
+        </w:rPr>
+        <w:t xml:space="preserve">Cybersecurity &amp; Networking: </w:t>
+      </w:r>
+      <w:r>
+        <w:rPr>
+          <w:rFonts w:ascii="Arial" w:hAnsi="Arial"/>
+          <w:sz w:val="17"/>
+        </w:rPr>
+        <w:t>Network Security, Endpoint Security, Cyber Threat Management, Networking Fundamentals, Networking Devices and Initial Configuration, IoT</w:t>
+      </w:r>
+    </w:p>
+    <w:p>
+      <w:pPr>
+        <w:spacing w:after="40"/>
+      </w:pPr>
+      <w:r>
+        <w:rPr>
+          <w:rFonts w:ascii="Arial" w:hAnsi="Arial"/>
+          <w:b/>
+          <w:sz w:val="24"/>
+        </w:rPr>
+        <w:t>SELECTED PROJECTS</w:t>
+      </w:r>
+    </w:p>
+    <w:p>
+      <w:pPr>
+        <w:spacing w:after="0"/>
+      </w:pPr>
+      <w:r>
+        <w:rPr>
+          <w:rFonts w:ascii="Arial" w:hAnsi="Arial"/>
+          <w:b/>
+          <w:sz w:val="19"/>
+        </w:rPr>
+        <w:t>Student Performance &amp; Analytics System</w:t>
+      </w:r>
+      <w:r>
+        <w:rPr>
+          <w:rFonts w:ascii="Arial" w:hAnsi="Arial"/>
+          <w:sz w:val="17"/>
+        </w:rPr>
+        <w:t xml:space="preserve"> | Java, SQL, SQLite, Python, JDBC, pandas, Matplotlib</w:t>
       </w:r>
     </w:p>
     <w:p>
       <w:pPr>
         <w:pStyle w:val="ListBullet"/>
         <w:spacing w:after="20"/>
+        <w:ind w:left="259"/>
       </w:pPr>
       <w:r>
+        <w:rPr>
+          <w:rFonts w:ascii="Arial" w:hAnsi="Arial"/>
+          <w:sz w:val="17"/>
+        </w:rPr>
         <w:t>Developed an end-to-end application to track, manage, and analyze student academic performance.</w:t>
       </w:r>
     </w:p>
@@ -216,8 +372,13 @@
       <w:pPr>
         <w:pStyle w:val="ListBullet"/>
         <w:spacing w:after="20"/>
+        <w:ind w:left="259"/>
       </w:pPr>
       <w:r>
+        <w:rPr>
+          <w:rFonts w:ascii="Arial" w:hAnsi="Arial"/>
+          <w:sz w:val="17"/>
+        </w:rPr>
         <w:t>Implemented a Java CLI with JDBC and PreparedStatement for database operations.</w:t>
       </w:r>
     </w:p>
@@ -225,8 +386,13 @@
       <w:pPr>
         <w:pStyle w:val="ListBullet"/>
         <w:spacing w:after="20"/>
+        <w:ind w:left="259"/>
       </w:pPr>
       <w:r>
+        <w:rPr>
+          <w:rFonts w:ascii="Arial" w:hAnsi="Arial"/>
+          <w:sz w:val="17"/>
+        </w:rPr>
         <w:t>Designed a relational SQLite schema using Primary Keys, Foreign Keys, and INNER JOIN queries.</w:t>
       </w:r>
     </w:p>
@@ -234,15 +400,286 @@
       <w:pPr>
         <w:pStyle w:val="ListBullet"/>
         <w:spacing w:after="20"/>
+        <w:ind w:left="259"/>
       </w:pPr>
       <w:r>
+        <w:rPr>
+          <w:rFonts w:ascii="Arial" w:hAnsi="Arial"/>
+          <w:sz w:val="17"/>
+        </w:rPr>
         <w:t>Used Python pandas for data processing and Matplotlib for performance visualization.</w:t>
       </w:r>
     </w:p>
     <w:p>
       <w:pPr>
+        <w:spacing w:after="0"/>
+      </w:pPr>
+      <w:r>
+        <w:rPr>
+          <w:rFonts w:ascii="Arial" w:hAnsi="Arial"/>
+          <w:b/>
+          <w:sz w:val="19"/>
+        </w:rPr>
+        <w:t>Hotel Management System</w:t>
+      </w:r>
+      <w:r>
+        <w:rPr>
+          <w:rFonts w:ascii="Arial" w:hAnsi="Arial"/>
+          <w:sz w:val="17"/>
+        </w:rPr>
+        <w:t xml:space="preserve"> | Java, OOP, Encapsulation, Inheritance, Java Time API, Collections</w:t>
+      </w:r>
+    </w:p>
+    <w:p>
+      <w:pPr>
+        <w:pStyle w:val="ListBullet"/>
         <w:spacing w:after="20"/>
+        <w:ind w:left="259"/>
       </w:pPr>
+      <w:r>
+        <w:rPr>
+          <w:rFonts w:ascii="Arial" w:hAnsi="Arial"/>
+          <w:sz w:val="17"/>
+        </w:rPr>
+        <w:t>Developed an object-oriented hotel management application using Java and core OOP principles.</w:t>
+      </w:r>
+    </w:p>
+    <w:p>
+      <w:pPr>
+        <w:spacing w:after="0"/>
+      </w:pPr>
+      <w:r>
+        <w:rPr>
+          <w:rFonts w:ascii="Arial" w:hAnsi="Arial"/>
+          <w:b/>
+          <w:sz w:val="19"/>
+        </w:rPr>
+        <w:t>Employee Management System</w:t>
+      </w:r>
+      <w:r>
+        <w:rPr>
+          <w:rFonts w:ascii="Arial" w:hAnsi="Arial"/>
+          <w:sz w:val="17"/>
+        </w:rPr>
+        <w:t xml:space="preserve"> | Java, OOP, HashMap, CRUD</w:t>
+      </w:r>
+    </w:p>
+    <w:p>
+      <w:pPr>
+        <w:pStyle w:val="ListBullet"/>
+        <w:spacing w:after="20"/>
+        <w:ind w:left="259"/>
+      </w:pPr>
+      <w:r>
+        <w:rPr>
+          <w:rFonts w:ascii="Arial" w:hAnsi="Arial"/>
+          <w:sz w:val="17"/>
+        </w:rPr>
+        <w:t>Implemented employee management and CRUD operations using Java collections and OOP.</w:t>
+      </w:r>
+    </w:p>
+    <w:p>
+      <w:pPr>
+        <w:spacing w:after="0"/>
+      </w:pPr>
+      <w:r>
+        <w:rPr>
+          <w:rFonts w:ascii="Arial" w:hAnsi="Arial"/>
+          <w:b/>
+          <w:sz w:val="19"/>
+        </w:rPr>
+        <w:t>Company Management System</w:t>
+      </w:r>
+      <w:r>
+        <w:rPr>
+          <w:rFonts w:ascii="Arial" w:hAnsi="Arial"/>
+          <w:sz w:val="17"/>
+        </w:rPr>
+        <w:t xml:space="preserve"> | Java, OOP, Encapsulation, Composition</w:t>
+      </w:r>
+    </w:p>
+    <w:p>
+      <w:pPr>
+        <w:pStyle w:val="ListBullet"/>
+        <w:spacing w:after="20"/>
+        <w:ind w:left="259"/>
+      </w:pPr>
+      <w:r>
+        <w:rPr>
+          <w:rFonts w:ascii="Arial" w:hAnsi="Arial"/>
+          <w:sz w:val="17"/>
+        </w:rPr>
+        <w:t>Built a company management application demonstrating encapsulation and object composition.</w:t>
+      </w:r>
+    </w:p>
+    <w:p>
+      <w:pPr>
+        <w:spacing w:after="0"/>
+      </w:pPr>
+      <w:r>
+        <w:rPr>
+          <w:rFonts w:ascii="Arial" w:hAnsi="Arial"/>
+          <w:b/>
+          <w:sz w:val="19"/>
+        </w:rPr>
+        <w:t>Bank Account Management System</w:t>
+      </w:r>
+      <w:r>
+        <w:rPr>
+          <w:rFonts w:ascii="Arial" w:hAnsi="Arial"/>
+          <w:sz w:val="17"/>
+        </w:rPr>
+        <w:t xml:space="preserve"> | Java, OOP</w:t>
+      </w:r>
+    </w:p>
+    <w:p>
+      <w:pPr>
+        <w:pStyle w:val="ListBullet"/>
+        <w:spacing w:after="20"/>
+        <w:ind w:left="259"/>
+      </w:pPr>
+      <w:r>
+        <w:rPr>
+          <w:rFonts w:ascii="Arial" w:hAnsi="Arial"/>
+          <w:sz w:val="17"/>
+        </w:rPr>
+        <w:t>Implemented a Java-based bank account management project using object-oriented programming.</w:t>
+      </w:r>
+    </w:p>
+    <w:p>
+      <w:pPr>
+        <w:spacing w:after="0"/>
+      </w:pPr>
+      <w:r>
+        <w:rPr>
+          <w:rFonts w:ascii="Arial" w:hAnsi="Arial"/>
+          <w:b/>
+          <w:sz w:val="19"/>
+        </w:rPr>
+        <w:t>Shell Simulation Application</w:t>
+      </w:r>
+      <w:r>
+        <w:rPr>
+          <w:rFonts w:ascii="Arial" w:hAnsi="Arial"/>
+          <w:sz w:val="17"/>
+        </w:rPr>
+        <w:t xml:space="preserve"> | Java, CLI, System Programming, Maven</w:t>
+      </w:r>
+    </w:p>
+    <w:p>
+      <w:pPr>
+        <w:pStyle w:val="ListBullet"/>
+        <w:spacing w:after="20"/>
+        <w:ind w:left="259"/>
+      </w:pPr>
+      <w:r>
+        <w:rPr>
+          <w:rFonts w:ascii="Arial" w:hAnsi="Arial"/>
+          <w:sz w:val="17"/>
+        </w:rPr>
+        <w:t>Built a command-line shell simulation project with Java and Maven.</w:t>
+      </w:r>
+    </w:p>
+    <w:p>
+      <w:pPr>
+        <w:spacing w:after="0"/>
+      </w:pPr>
+      <w:r>
+        <w:rPr>
+          <w:rFonts w:ascii="Arial" w:hAnsi="Arial"/>
+          <w:b/>
+          <w:sz w:val="19"/>
+        </w:rPr>
+        <w:t>Flight / Hotel Booking System</w:t>
+      </w:r>
+      <w:r>
+        <w:rPr>
+          <w:rFonts w:ascii="Arial" w:hAnsi="Arial"/>
+          <w:sz w:val="17"/>
+        </w:rPr>
+        <w:t xml:space="preserve"> | Python, OOP, UUID, Type Hints</w:t>
+      </w:r>
+    </w:p>
+    <w:p>
+      <w:pPr>
+        <w:pStyle w:val="ListBullet"/>
+        <w:spacing w:after="20"/>
+        <w:ind w:left="259"/>
+      </w:pPr>
+      <w:r>
+        <w:rPr>
+          <w:rFonts w:ascii="Arial" w:hAnsi="Arial"/>
+          <w:sz w:val="17"/>
+        </w:rPr>
+        <w:t>Developed a Python booking system using OOP, UUID identifiers, and type hints.</w:t>
+      </w:r>
+    </w:p>
+    <w:p>
+      <w:pPr>
+        <w:spacing w:after="0"/>
+      </w:pPr>
+      <w:r>
+        <w:rPr>
+          <w:rFonts w:ascii="Arial" w:hAnsi="Arial"/>
+          <w:b/>
+          <w:sz w:val="19"/>
+        </w:rPr>
+        <w:t>OOP &amp; Polymorphism Demonstration</w:t>
+      </w:r>
+      <w:r>
+        <w:rPr>
+          <w:rFonts w:ascii="Arial" w:hAnsi="Arial"/>
+          <w:sz w:val="17"/>
+        </w:rPr>
+        <w:t xml:space="preserve"> | Python, OOP, Polymorphism</w:t>
+      </w:r>
+    </w:p>
+    <w:p>
+      <w:pPr>
+        <w:pStyle w:val="ListBullet"/>
+        <w:spacing w:after="20"/>
+        <w:ind w:left="259"/>
+      </w:pPr>
+      <w:r>
+        <w:rPr>
+          <w:rFonts w:ascii="Arial" w:hAnsi="Arial"/>
+          <w:sz w:val="17"/>
+        </w:rPr>
+        <w:t>Created a Python project demonstrating inheritance, polymorphism, and object-oriented design.</w:t>
+      </w:r>
+    </w:p>
+    <w:p>
+      <w:r>
+        <w:t>Built a structured community-center webpage with semantic navigation, accessible content structure, event information, imagery, and contact details.</w:t>
+      </w:r>
+    </w:p>
+    <w:p>
+      <w:r>
+        <w:rPr>
+          <w:b/>
+        </w:rPr>
+        <w:t>Harbor Light Community Center | HTML5, CSS3, Accessibility, Semantic HTML, Schema.org</w:t>
+      </w:r>
+    </w:p>
+    <w:p>
+      <w:r>
+        <w:t>Built an interactive geography webpage with continent image-map areas, JavaScript-driven information, and browser geolocation-based continent detection.</w:t>
+      </w:r>
+    </w:p>
+    <w:p>
+      <w:r>
+        <w:rPr>
+          <w:b/>
+        </w:rPr>
+        <w:t>World Discovery | HTML5, CSS3, JavaScript, Geolocation API, Image Map</w:t>
+      </w:r>
+    </w:p>
+    <w:p>
+      <w:r>
+        <w:t>Built a travel-blog style webpage with responsive navigation, city sections, imagery, comparison data, embedded multimedia, and a contact form.</w:t>
+      </w:r>
+    </w:p>
+    <w:p>
       <w:r>
         <w:rPr>
           <w:b/>
@@ -252,11 +689,15 @@
     </w:p>
     <w:p>
       <w:pPr>
-        <w:pStyle w:val="ListBullet"/>
-        <w:spacing w:after="20"/>
+        <w:spacing w:after="40"/>
       </w:pPr>
       <w:r>
-        <w:t>Built a travel-blog style webpage featuring Tokyo, Paris, and New York with responsive navigation, imagery, comparison data, multimedia, and a contact form.</w:t>
+        <w:rPr>
+          <w:rFonts w:ascii="Arial" w:hAnsi="Arial"/>
+          <w:b/>
+          <w:sz w:val="24"/>
+        </w:rPr>
+        <w:t>EDUCATION</w:t>
       </w:r>
     </w:p>
     <w:p>
@@ -265,18 +706,11 @@
       </w:pPr>
       <w:r>
         <w:rPr>
+          <w:rFonts w:ascii="Arial" w:hAnsi="Arial"/>
           <w:b/>
+          <w:sz w:val="19"/>
         </w:rPr>
-        <w:t>World Discovery | HTML5, CSS3, JavaScript, Geolocation API, Image Map</w:t>
-      </w:r>
-    </w:p>
-    <w:p>
-      <w:pPr>
-        <w:pStyle w:val="ListBullet"/>
-        <w:spacing w:after="20"/>
-      </w:pPr>
-      <w:r>
-        <w:t>Built an interactive geography webpage with continent image-map areas, JavaScript-driven information, and browser geolocation-based continent detection.</w:t>
+        <w:t>Bachelor of Computer Science | Faculty of Computers and Information, Egyptian E-Learning University (EELU)</w:t>
       </w:r>
     </w:p>
     <w:p>
@@ -285,324 +719,222 @@
       </w:pPr>
       <w:r>
         <w:rPr>
+          <w:rFonts w:ascii="Arial" w:hAnsi="Arial"/>
+          <w:b w:val="0"/>
+          <w:sz w:val="18"/>
+        </w:rPr>
+        <w:t>2025 – Present | Expected Graduation: 2029 | Sohag, Egypt</w:t>
+      </w:r>
+    </w:p>
+    <w:p>
+      <w:pPr>
+        <w:spacing w:after="60"/>
+      </w:pPr>
+      <w:r>
+        <w:rPr>
+          <w:rFonts w:ascii="Arial" w:hAnsi="Arial"/>
+          <w:b w:val="0"/>
+          <w:sz w:val="18"/>
+        </w:rPr>
+        <w:t>Relevant Coursework: Network Security, Operating Systems, Database Systems, Data Structures &amp; Algorithms, Object-Oriented Programming</w:t>
+      </w:r>
+    </w:p>
+    <w:p>
+      <w:pPr>
+        <w:spacing w:after="40"/>
+      </w:pPr>
+      <w:r>
+        <w:rPr>
+          <w:rFonts w:ascii="Arial" w:hAnsi="Arial"/>
           <w:b/>
+          <w:sz w:val="24"/>
         </w:rPr>
-        <w:t>Harbor Light Community Center | HTML5, CSS3, Accessibility, Semantic HTML, Schema.org</w:t>
+        <w:t>TRAINING &amp; CERTIFICATIONS</w:t>
+      </w:r>
+    </w:p>
+    <w:p>
+      <w:r>
+        <w:t>HTML Essentials — Cisco Networking Academy | Networking Academy | Sep 6, 2026 | Cert ID: e0416648-d8e3-4301-8697-ebf5513c942e</w:t>
       </w:r>
     </w:p>
     <w:p>
       <w:pPr>
         <w:pStyle w:val="ListBullet"/>
         <w:spacing w:after="20"/>
-      </w:pPr>
-      <w:r>
-        <w:t>Built a structured community-center webpage with semantic navigation, accessible content structure, services, events, imagery, contact details, and Schema.org Event metadata.</w:t>
-      </w:r>
-    </w:p>
-    <w:p>
-      <w:pPr>
-        <w:spacing w:after="20"/>
+        <w:ind w:left="259"/>
       </w:pPr>
       <w:r>
         <w:rPr>
-          <w:b/>
+          <w:rFonts w:ascii="Arial" w:hAnsi="Arial"/>
+          <w:sz w:val="17"/>
         </w:rPr>
-        <w:t>Hotel Management System | Java, OOP, Java Time API, Collections</w:t>
+        <w:t>Digital Egypt Pioneers Initiative (DEPI) – Software Tester Engineer, Jul 2026 – Dec 2026 (In Progress).</w:t>
       </w:r>
     </w:p>
     <w:p>
       <w:pPr>
         <w:pStyle w:val="ListBullet"/>
         <w:spacing w:after="20"/>
-      </w:pPr>
-      <w:r>
-        <w:t>Developed an object-oriented hotel management application for room availability, date-based searches, and reservations.</w:t>
-      </w:r>
-    </w:p>
-    <w:p>
-      <w:pPr>
-        <w:spacing w:after="20"/>
+        <w:ind w:left="259"/>
       </w:pPr>
       <w:r>
         <w:rPr>
-          <w:b/>
+          <w:rFonts w:ascii="Arial" w:hAnsi="Arial"/>
+          <w:sz w:val="17"/>
         </w:rPr>
-        <w:t>Employee Management System | Java, OOP, HashMap, CRUD</w:t>
+        <w:t>Network Security – Huawei, Jul 2026.</w:t>
       </w:r>
     </w:p>
     <w:p>
       <w:pPr>
         <w:pStyle w:val="ListBullet"/>
         <w:spacing w:after="20"/>
-      </w:pPr>
-      <w:r>
-        <w:t>Implemented employee management and CRUD operations using Java collections and object-oriented programming.</w:t>
-      </w:r>
-    </w:p>
-    <w:p>
-      <w:pPr>
-        <w:spacing w:after="20"/>
+        <w:ind w:left="259"/>
       </w:pPr>
       <w:r>
         <w:rPr>
-          <w:b/>
+          <w:rFonts w:ascii="Arial" w:hAnsi="Arial"/>
+          <w:sz w:val="17"/>
         </w:rPr>
-        <w:t>Company Management System | Java, OOP, Encapsulation, Composition</w:t>
+        <w:t>Python Programming Basics – Huawei, Jul 2026.</w:t>
       </w:r>
     </w:p>
     <w:p>
       <w:pPr>
         <w:pStyle w:val="ListBullet"/>
         <w:spacing w:after="20"/>
-      </w:pPr>
-      <w:r>
-        <w:t>Built a company management application demonstrating encapsulation and object composition.</w:t>
-      </w:r>
-    </w:p>
-    <w:p>
-      <w:pPr>
-        <w:spacing w:after="20"/>
+        <w:ind w:left="259"/>
       </w:pPr>
       <w:r>
         <w:rPr>
-          <w:b/>
+          <w:rFonts w:ascii="Arial" w:hAnsi="Arial"/>
+          <w:sz w:val="17"/>
         </w:rPr>
-        <w:t>Bank Account Management System | Java, OOP</w:t>
+        <w:t>Search and AI Arabic – Huawei, Jul 2026.</w:t>
       </w:r>
     </w:p>
     <w:p>
       <w:pPr>
         <w:pStyle w:val="ListBullet"/>
         <w:spacing w:after="20"/>
-      </w:pPr>
-      <w:r>
-        <w:t>Implemented a Java-based bank account management project using object-oriented programming.</w:t>
-      </w:r>
-    </w:p>
-    <w:p>
-      <w:pPr>
-        <w:spacing w:after="20"/>
+        <w:ind w:left="259"/>
       </w:pPr>
       <w:r>
         <w:rPr>
-          <w:b/>
+          <w:rFonts w:ascii="Arial" w:hAnsi="Arial"/>
+          <w:sz w:val="17"/>
         </w:rPr>
-        <w:t>Shell Simulation Application | Java, CLI, System Programming, Maven</w:t>
+        <w:t>Junior Cybersecurity Analyst – Cisco, exam passed Mar 2026.</w:t>
       </w:r>
     </w:p>
     <w:p>
       <w:pPr>
         <w:pStyle w:val="ListBullet"/>
         <w:spacing w:after="20"/>
-      </w:pPr>
-      <w:r>
-        <w:t>Built a command-line shell simulation project with Java and Maven.</w:t>
-      </w:r>
-    </w:p>
-    <w:p>
-      <w:pPr>
-        <w:spacing w:after="20"/>
+        <w:ind w:left="259"/>
       </w:pPr>
       <w:r>
         <w:rPr>
-          <w:b/>
+          <w:rFonts w:ascii="Arial" w:hAnsi="Arial"/>
+          <w:sz w:val="17"/>
         </w:rPr>
-        <w:t>Flight / Hotel Booking System | Python, OOP, UUID, Type Hints</w:t>
+        <w:t>Cyber Threat Management – Cisco.</w:t>
       </w:r>
     </w:p>
     <w:p>
       <w:pPr>
         <w:pStyle w:val="ListBullet"/>
         <w:spacing w:after="20"/>
-      </w:pPr>
-      <w:r>
-        <w:t>Developed a Python booking system using OOP, UUID identifiers, type hints, roles, seat management, and booking workflows.</w:t>
-      </w:r>
-    </w:p>
-    <w:p>
-      <w:pPr>
-        <w:spacing w:after="20"/>
+        <w:ind w:left="259"/>
       </w:pPr>
       <w:r>
         <w:rPr>
-          <w:b/>
+          <w:rFonts w:ascii="Arial" w:hAnsi="Arial"/>
+          <w:sz w:val="17"/>
         </w:rPr>
-        <w:t>OOP &amp; Polymorphism Demonstration | Python, OOP, Polymorphism</w:t>
+        <w:t>Endpoint Security – Cisco.</w:t>
       </w:r>
     </w:p>
     <w:p>
       <w:pPr>
         <w:pStyle w:val="ListBullet"/>
         <w:spacing w:after="20"/>
+        <w:ind w:left="259"/>
       </w:pPr>
       <w:r>
-        <w:t>Created a Python project demonstrating inheritance, polymorphism, abstract design, and reusable object-oriented structures.</w:t>
-      </w:r>
-    </w:p>
-    <w:p>
-      <w:pPr>
-        <w:pStyle w:val="Heading1"/>
-      </w:pPr>
-      <w:r>
-        <w:t>EDUCATION</w:t>
-      </w:r>
-    </w:p>
-    <w:p>
-      <w:r>
         <w:rPr>
-          <w:b/>
+          <w:rFonts w:ascii="Arial" w:hAnsi="Arial"/>
+          <w:sz w:val="17"/>
         </w:rPr>
-        <w:t>Bachelor of Computer Science | Faculty of Computers and Information, Egyptian E-Learning University (EELU)</w:t>
+        <w:t>Introduction to Cybersecurity – Cisco.</w:t>
       </w:r>
     </w:p>
     <w:p>
       <w:pPr>
         <w:pStyle w:val="ListBullet"/>
         <w:spacing w:after="20"/>
+        <w:ind w:left="259"/>
       </w:pPr>
       <w:r>
-        <w:t>2025 – Present | Expected Graduation: 2029 | Sohag, Egypt.</w:t>
+        <w:rPr>
+          <w:rFonts w:ascii="Arial" w:hAnsi="Arial"/>
+          <w:sz w:val="17"/>
+        </w:rPr>
+        <w:t>IT Customer Support Basics – Cisco.</w:t>
       </w:r>
     </w:p>
     <w:p>
       <w:pPr>
         <w:pStyle w:val="ListBullet"/>
         <w:spacing w:after="20"/>
+        <w:ind w:left="259"/>
       </w:pPr>
       <w:r>
-        <w:t>Relevant Coursework: Network Security, Operating Systems, Database Systems, Data Structures &amp; Algorithms, Object-Oriented Programming.</w:t>
-      </w:r>
-    </w:p>
-    <w:p>
-      <w:pPr>
-        <w:pStyle w:val="Heading1"/>
-      </w:pPr>
-      <w:r>
-        <w:t>TRAINING &amp; CERTIFICATIONS</w:t>
+        <w:rPr>
+          <w:rFonts w:ascii="Arial" w:hAnsi="Arial"/>
+          <w:sz w:val="17"/>
+        </w:rPr>
+        <w:t>Networking Basics – Cisco.</w:t>
       </w:r>
     </w:p>
     <w:p>
       <w:pPr>
         <w:pStyle w:val="ListBullet"/>
         <w:spacing w:after="20"/>
+        <w:ind w:left="259"/>
       </w:pPr>
       <w:r>
-        <w:t>HTML Essentials — Cisco Networking Academy / Networking Academy | 06 Sep 2026 | Cert ID: e0416648-d8e3-4301-8697-ebf5513c942e.</w:t>
+        <w:rPr>
+          <w:rFonts w:ascii="Arial" w:hAnsi="Arial"/>
+          <w:sz w:val="17"/>
+        </w:rPr>
+        <w:t>Networking Devices and Initial Configuration – Cisco.</w:t>
       </w:r>
     </w:p>
     <w:p>
       <w:pPr>
         <w:pStyle w:val="ListBullet"/>
         <w:spacing w:after="20"/>
+        <w:ind w:left="259"/>
       </w:pPr>
       <w:r>
-        <w:t>Digital Egypt Pioneers Initiative (DEPI) – Software Tester Engineer | Jul 2026 – Dec 2026 (In Progress).</w:t>
-      </w:r>
-    </w:p>
-    <w:p>
-      <w:pPr>
-        <w:pStyle w:val="ListBullet"/>
-        <w:spacing w:after="20"/>
-      </w:pPr>
-      <w:r>
-        <w:t>Network Security — Huawei | Jul 2026.</w:t>
-      </w:r>
-    </w:p>
-    <w:p>
-      <w:pPr>
-        <w:pStyle w:val="ListBullet"/>
-        <w:spacing w:after="20"/>
-      </w:pPr>
-      <w:r>
-        <w:t>Python Programming Basics — Huawei | Jul 2026.</w:t>
-      </w:r>
-    </w:p>
-    <w:p>
-      <w:pPr>
-        <w:pStyle w:val="ListBullet"/>
-        <w:spacing w:after="20"/>
-      </w:pPr>
-      <w:r>
-        <w:t>Search and AI Arabic — Huawei | Jul 2026.</w:t>
-      </w:r>
-    </w:p>
-    <w:p>
-      <w:pPr>
-        <w:pStyle w:val="ListBullet"/>
-        <w:spacing w:after="20"/>
-      </w:pPr>
-      <w:r>
-        <w:t>Junior Cybersecurity Analyst — Cisco | Exam passed Mar 2026.</w:t>
-      </w:r>
-    </w:p>
-    <w:p>
-      <w:pPr>
-        <w:pStyle w:val="ListBullet"/>
-        <w:spacing w:after="20"/>
-      </w:pPr>
-      <w:r>
-        <w:t>Cyber Threat Management — Cisco.</w:t>
-      </w:r>
-    </w:p>
-    <w:p>
-      <w:pPr>
-        <w:pStyle w:val="ListBullet"/>
-        <w:spacing w:after="20"/>
-      </w:pPr>
-      <w:r>
-        <w:t>Endpoint Security — Cisco.</w:t>
-      </w:r>
-    </w:p>
-    <w:p>
-      <w:pPr>
-        <w:pStyle w:val="ListBullet"/>
-        <w:spacing w:after="20"/>
-      </w:pPr>
-      <w:r>
-        <w:t>Introduction to Cybersecurity — Cisco.</w:t>
-      </w:r>
-    </w:p>
-    <w:p>
-      <w:pPr>
-        <w:pStyle w:val="ListBullet"/>
-        <w:spacing w:after="20"/>
-      </w:pPr>
-      <w:r>
-        <w:t>IT Customer Support Basics — Cisco.</w:t>
-      </w:r>
-    </w:p>
-    <w:p>
-      <w:pPr>
-        <w:pStyle w:val="ListBullet"/>
-        <w:spacing w:after="20"/>
-      </w:pPr>
-      <w:r>
-        <w:t>Networking Basics — Cisco.</w:t>
-      </w:r>
-    </w:p>
-    <w:p>
-      <w:pPr>
-        <w:pStyle w:val="ListBullet"/>
-        <w:spacing w:after="20"/>
-      </w:pPr>
-      <w:r>
-        <w:t>Networking Devices and Initial Configuration — Cisco.</w:t>
-      </w:r>
-    </w:p>
-    <w:p>
-      <w:pPr>
-        <w:pStyle w:val="ListBullet"/>
-        <w:spacing w:after="20"/>
-      </w:pPr>
-      <w:r>
+        <w:rPr>
+          <w:rFonts w:ascii="Arial" w:hAnsi="Arial"/>
+          <w:sz w:val="17"/>
+        </w:rPr>
         <w:t>25+ certifications and training credentials across cybersecurity, programming, networking, IT essentials, databases/data, AI, and languages.</w:t>
       </w:r>
     </w:p>
     <w:p>
       <w:pPr>
-        <w:pStyle w:val="Heading1"/>
+        <w:spacing w:after="40"/>
       </w:pPr>
       <w:r>
+        <w:rPr>
+          <w:rFonts w:ascii="Arial" w:hAnsi="Arial"/>
+          <w:b/>
+          <w:sz w:val="24"/>
+        </w:rPr>
         <w:t>ADDITIONAL SKILLS</w:t>
       </w:r>
     </w:p>
@@ -610,8 +942,13 @@
       <w:pPr>
         <w:pStyle w:val="ListBullet"/>
         <w:spacing w:after="20"/>
+        <w:ind w:left="259"/>
       </w:pPr>
       <w:r>
+        <w:rPr>
+          <w:rFonts w:ascii="Arial" w:hAnsi="Arial"/>
+          <w:sz w:val="17"/>
+        </w:rPr>
         <w:t>Git and GitHub version control and portfolio management.</w:t>
       </w:r>
     </w:p>
@@ -619,8 +956,13 @@
       <w:pPr>
         <w:pStyle w:val="ListBullet"/>
         <w:spacing w:after="20"/>
+        <w:ind w:left="259"/>
       </w:pPr>
       <w:r>
+        <w:rPr>
+          <w:rFonts w:ascii="Arial" w:hAnsi="Arial"/>
+          <w:sz w:val="17"/>
+        </w:rPr>
         <w:t>Foundational cybersecurity and networking knowledge.</w:t>
       </w:r>
     </w:p>
@@ -628,32 +970,69 @@
       <w:pPr>
         <w:pStyle w:val="ListBullet"/>
         <w:spacing w:after="20"/>
+        <w:ind w:left="259"/>
       </w:pPr>
       <w:r>
+        <w:rPr>
+          <w:rFonts w:ascii="Arial" w:hAnsi="Arial"/>
+          <w:sz w:val="17"/>
+        </w:rPr>
         <w:t>Problem solving, analytical thinking, communication, teamwork, and continuous learning.</w:t>
       </w:r>
     </w:p>
     <w:p>
       <w:pPr>
-        <w:pStyle w:val="Heading1"/>
+        <w:spacing w:after="40"/>
       </w:pPr>
       <w:r>
+        <w:rPr>
+          <w:rFonts w:ascii="Arial" w:hAnsi="Arial"/>
+          <w:b/>
+          <w:sz w:val="24"/>
+        </w:rPr>
         <w:t>LANGUAGES</w:t>
       </w:r>
     </w:p>
     <w:p>
+      <w:pPr>
+        <w:spacing w:after="40"/>
+      </w:pPr>
       <w:r>
+        <w:rPr>
+          <w:rFonts w:ascii="Arial" w:hAnsi="Arial"/>
+          <w:b w:val="0"/>
+          <w:sz w:val="18"/>
+        </w:rPr>
         <w:t>Arabic: Native | English: Conversational</w:t>
       </w:r>
     </w:p>
     <w:sectPr>
+      <w:footerReference w:type="default" r:id="rId9"/>
       <w:pgSz w:w="12240" w:h="15840"/>
-      <w:pgMar w:top="720" w:right="960" w:bottom="720" w:left="960" w:header="720" w:footer="720" w:gutter="0"/>
+      <w:pgMar w:top="792" w:right="936" w:bottom="792" w:left="936" w:header="720" w:footer="720" w:gutter="0"/>
       <w:cols w:space="720"/>
       <w:docGrid w:linePitch="360"/>
     </w:sectPr>
   </w:body>
 </w:document>
+</file>
+
+<file path=word/footer1.xml><?xml version="1.0" encoding="utf-8"?>
+<w:ftr xmlns:m="http://schemas.openxmlformats.org/officeDocument/2006/math" xmlns:mc="http://schemas.openxmlformats.org/markup-compatibility/2006" xmlns:mo="http://schemas.microsoft.com/office/mac/office/2008/main" xmlns:mv="urn:schemas-microsoft-com:mac:vml" xmlns:o="urn:schemas-microsoft-com:office:office" xmlns:r="http://schemas.openxmlformats.org/officeDocument/2006/relationships" xmlns:v="urn:schemas-microsoft-com:vml" xmlns:w10="urn:schemas-microsoft-com:office:word" xmlns:w14="http://schemas.microsoft.com/office/word/2010/wordml" xmlns:w="http://schemas.openxmlformats.org/wordprocessingml/2006/main" xmlns:wne="http://schemas.microsoft.com/office/word/2006/wordml" xmlns:wp14="http://schemas.microsoft.com/office/word/2010/wordprocessingDrawing" xmlns:wp="http://schemas.openxmlformats.org/drawingml/2006/wordprocessingDrawing" xmlns:wpc="http://schemas.microsoft.com/office/word/2010/wordprocessingCanvas" xmlns:wpg="http://schemas.microsoft.com/office/word/2010/wordprocessingGroup" xmlns:wpi="http://schemas.microsoft.com/office/word/2010/wordprocessingInk" xmlns:wps="http://schemas.microsoft.com/office/word/2010/wordprocessingShape" mc:Ignorable="w14 wp14">
+  <w:p>
+    <w:pPr>
+      <w:pStyle w:val="Footer"/>
+      <w:jc w:val="center"/>
+    </w:pPr>
+    <w:r>
+      <w:rPr>
+        <w:rFonts w:ascii="Arial" w:hAnsi="Arial"/>
+        <w:sz w:val="16"/>
+      </w:rPr>
+      <w:t>ATS-friendly resume | Updated September 2026</w:t>
+    </w:r>
+  </w:p>
+</w:ftr>
 </file>
 
 <file path=word/numbering.xml><?xml version="1.0" encoding="utf-8"?>
@@ -1019,12 +1398,9 @@
     <w:name w:val="Normal"/>
     <w:qFormat/>
     <w:rsid w:val="00FC693F"/>
-    <w:pPr>
-      <w:spacing w:after="60"/>
-    </w:pPr>
     <w:rPr>
       <w:rFonts w:ascii="Arial" w:hAnsi="Arial"/>
-      <w:sz w:val="20"/>
+      <w:sz w:val="18"/>
     </w:rPr>
   </w:style>
   <w:style w:type="paragraph" w:styleId="Header">
@@ -1082,7 +1458,7 @@
     <w:pPr>
       <w:keepNext/>
       <w:keepLines/>
-      <w:spacing w:before="180" w:after="80"/>
+      <w:spacing w:before="480" w:after="0"/>
       <w:outlineLvl w:val="0"/>
     </w:pPr>
     <w:rPr>

--- a/Abd-Elrahman-Osmat-ATS-CV-Updated-DEPI-v3.docx
+++ b/Abd-Elrahman-Osmat-ATS-CV-Updated-DEPI-v3.docx
@@ -4,97 +4,192 @@
   <w:body>
     <w:p>
       <w:pPr>
-        <w:spacing w:after="20"/>
         <w:jc w:val="center"/>
       </w:pPr>
       <w:r>
         <w:rPr>
-          <w:rFonts w:ascii="Arial" w:hAnsi="Arial"/>
           <w:b/>
-          <w:sz w:val="32"/>
+          <w:sz w:val="40"/>
         </w:rPr>
         <w:t>ABD ELRAHMAN OSMAT MOHAMMED</w:t>
       </w:r>
     </w:p>
     <w:p>
       <w:pPr>
-        <w:spacing w:after="40"/>
         <w:jc w:val="center"/>
       </w:pPr>
       <w:r>
         <w:rPr>
-          <w:rFonts w:ascii="Arial" w:hAnsi="Arial"/>
           <w:b/>
-          <w:sz w:val="21"/>
+          <w:sz w:val="22"/>
         </w:rPr>
         <w:t>Junior QA / Manual Software Tester | Computer Science Student</w:t>
       </w:r>
     </w:p>
     <w:p>
       <w:pPr>
-        <w:spacing w:after="20"/>
         <w:jc w:val="center"/>
       </w:pPr>
       <w:r>
         <w:rPr>
-          <w:rFonts w:ascii="Arial" w:hAnsi="Arial"/>
-          <w:b w:val="0"/>
-          <w:sz w:val="18"/>
+          <w:sz w:val="19"/>
         </w:rPr>
         <w:t>Sohag, Egypt | 01505950322 | bdalrhmnsmt156@gmail.com</w:t>
       </w:r>
     </w:p>
     <w:p>
       <w:pPr>
-        <w:spacing w:after="100"/>
         <w:jc w:val="center"/>
       </w:pPr>
       <w:r>
         <w:rPr>
-          <w:rFonts w:ascii="Arial" w:hAnsi="Arial"/>
-          <w:b w:val="0"/>
-          <w:sz w:val="18"/>
+          <w:sz w:val="19"/>
         </w:rPr>
         <w:t>GitHub: github.com/bdalrhmnsmt156-eng | LinkedIn: linkedin.com/in/abd-elrahman-osmat</w:t>
       </w:r>
     </w:p>
     <w:p>
       <w:pPr>
-        <w:spacing w:after="40"/>
+        <w:pStyle w:val="Heading1"/>
       </w:pPr>
       <w:r>
-        <w:rPr>
-          <w:rFonts w:ascii="Arial" w:hAnsi="Arial"/>
-          <w:b/>
-          <w:sz w:val="24"/>
-        </w:rPr>
         <w:t>PROFESSIONAL SUMMARY</w:t>
       </w:r>
     </w:p>
     <w:p>
-      <w:pPr>
-        <w:spacing w:after="80"/>
-      </w:pPr>
       <w:r>
-        <w:rPr>
-          <w:rFonts w:ascii="Arial" w:hAnsi="Arial"/>
-          <w:b w:val="0"/>
-          <w:sz w:val="18"/>
-        </w:rPr>
-        <w:t>Computer Science student at Egyptian E-Learning University (EELU) and aspiring Junior QA / Manual Software Tester. Currently enrolled in the Digital Egypt Pioneers Initiative (DEPI) Software Tester Engineer track, July–December 2026. Hands-on training in Software Testing, STLC, requirement analysis, test case design, manual testing, test execution, defect tracking, and quality assurance practices. Built 8 Java/Python projects, including a Student Performance &amp; Analytics System using Java, JDBC, SQLite, SQL joins, Python, pandas, and Matplotlib. Additional foundation in cybersecurity, networking, databases, Git/GitHub, and software quality. Seeking internship or entry-level Junior QA / Manual Software Tester opportunities.</w:t>
+        <w:t>Computer Science student at Egyptian E-Learning University (EELU) and aspiring Junior QA / Manual Software Tester. Currently enrolled in the Digital Egypt Pioneers Initiative (DEPI) Software Tester Engineer track, July–December 2026. Developing hands-on skills in Software Testing, STLC, requirement analysis, test case design, manual testing, test execution, defect tracking, test analysis and design, and quality assurance practices. Built 11 Java, Python, and web projects, including a Student Performance &amp; Analytics System using Java, JDBC, SQLite, SQL joins, Python, pandas, and Matplotlib. Additional foundation in cybersecurity, networking, databases, Git/GitHub, HTML, CSS, and JavaScript. Seeking internship or entry-level Junior QA / Manual Software Tester opportunities.</w:t>
       </w:r>
     </w:p>
     <w:p>
       <w:pPr>
-        <w:spacing w:after="40"/>
+        <w:pStyle w:val="Heading1"/>
       </w:pPr>
       <w:r>
+        <w:t>TRAINING EXPERIENCE</w:t>
+      </w:r>
+    </w:p>
+    <w:p>
+      <w:r>
         <w:rPr>
-          <w:rFonts w:ascii="Arial" w:hAnsi="Arial"/>
           <w:b/>
-          <w:sz w:val="24"/>
         </w:rPr>
-        <w:t>TRAINING EXPERIENCE</w:t>
+        <w:t>Digital Egypt Pioneers Initiative (DEPI) – Software Tester Engineer Trainee | Egypt | Jul 2026 – Dec 2026 (In Progress)</w:t>
+      </w:r>
+    </w:p>
+    <w:p>
+      <w:pPr>
+        <w:pStyle w:val="ListBullet"/>
+        <w:spacing w:after="20"/>
+      </w:pPr>
+      <w:r>
+        <w:t>Software Testing Fundamentals, ISTQB Foundation Level concepts, and Testing Throughout the Software Development Life Cycle (STLC).</w:t>
+      </w:r>
+    </w:p>
+    <w:p>
+      <w:pPr>
+        <w:pStyle w:val="ListBullet"/>
+        <w:spacing w:after="20"/>
+      </w:pPr>
+      <w:r>
+        <w:t>Test analysis and design, test case preparation, manual testing, defect reporting, and managing test activities.</w:t>
+      </w:r>
+    </w:p>
+    <w:p>
+      <w:pPr>
+        <w:pStyle w:val="ListBullet"/>
+        <w:spacing w:after="20"/>
+      </w:pPr>
+      <w:r>
+        <w:t>Exposure to Jira, Postman, Selenium, databases/SQL, and Java programming fundamentals.</w:t>
+      </w:r>
+    </w:p>
+    <w:p>
+      <w:pPr>
+        <w:pStyle w:val="ListBullet"/>
+        <w:spacing w:after="20"/>
+      </w:pPr>
+      <w:r>
+        <w:t>Applying testing concepts through practical exercises and the program capstone project.</w:t>
+      </w:r>
+    </w:p>
+    <w:p>
+      <w:pPr>
+        <w:pStyle w:val="Heading1"/>
+      </w:pPr>
+      <w:r>
+        <w:t>TECHNICAL SKILLS</w:t>
+      </w:r>
+    </w:p>
+    <w:p>
+      <w:pPr>
+        <w:pStyle w:val="ListBullet"/>
+        <w:spacing w:after="20"/>
+      </w:pPr>
+      <w:r>
+        <w:t>Software Testing / QA: STLC, Software Testing Fundamentals, Requirement Analysis, Test Case Design, Manual Testing, Functional Testing, Test Execution, Defect/Bug Tracking, Test Analysis &amp; Design, QA.</w:t>
+      </w:r>
+    </w:p>
+    <w:p>
+      <w:pPr>
+        <w:pStyle w:val="ListBullet"/>
+        <w:spacing w:after="20"/>
+      </w:pPr>
+      <w:r>
+        <w:t>Testing Tools: Jira, Postman, Selenium.</w:t>
+      </w:r>
+    </w:p>
+    <w:p>
+      <w:pPr>
+        <w:pStyle w:val="ListBullet"/>
+        <w:spacing w:after="20"/>
+      </w:pPr>
+      <w:r>
+        <w:t>Programming: Java, Python, OOP, inheritance, encapsulation, polymorphism, composition, collections, type hints, UUID, HTML5, CSS3, JavaScript.</w:t>
+      </w:r>
+    </w:p>
+    <w:p>
+      <w:pPr>
+        <w:pStyle w:val="ListBullet"/>
+        <w:spacing w:after="20"/>
+      </w:pPr>
+      <w:r>
+        <w:t>Databases: SQL, SQLite, JDBC, PreparedStatement, relational database design, Primary Keys, Foreign Keys, INNER JOIN.</w:t>
+      </w:r>
+    </w:p>
+    <w:p>
+      <w:pPr>
+        <w:pStyle w:val="ListBullet"/>
+        <w:spacing w:after="20"/>
+      </w:pPr>
+      <w:r>
+        <w:t>Data &amp; Analytics: Python, pandas, Matplotlib, data processing, data visualization.</w:t>
+      </w:r>
+    </w:p>
+    <w:p>
+      <w:pPr>
+        <w:pStyle w:val="ListBullet"/>
+        <w:spacing w:after="20"/>
+      </w:pPr>
+      <w:r>
+        <w:t>Tools: Git, GitHub, Maven, CLI, MS Office, ICDL.</w:t>
+      </w:r>
+    </w:p>
+    <w:p>
+      <w:pPr>
+        <w:pStyle w:val="ListBullet"/>
+        <w:spacing w:after="20"/>
+      </w:pPr>
+      <w:r>
+        <w:t>Cybersecurity &amp; Networking: Network Security, Endpoint Security, Cyber Threat Management, Networking Fundamentals, Networking Devices and Initial Configuration, IoT.</w:t>
+      </w:r>
+    </w:p>
+    <w:p>
+      <w:pPr>
+        <w:pStyle w:val="Heading1"/>
+      </w:pPr>
+      <w:r>
+        <w:t>SELECTED PROJECTS</w:t>
       </w:r>
     </w:p>
     <w:p>
@@ -103,268 +198,17 @@
       </w:pPr>
       <w:r>
         <w:rPr>
-          <w:rFonts w:ascii="Arial" w:hAnsi="Arial"/>
           <w:b/>
-          <w:sz w:val="19"/>
         </w:rPr>
-        <w:t>Digital Egypt Pioneers Initiative (DEPI) – Software Tester Engineer Trainee | Egypt | Jul 2026 – Dec 2026 (In Progress)</w:t>
+        <w:t>Student Performance &amp; Analytics System | Java, SQL, SQLite, Python, JDBC, pandas, Matplotlib</w:t>
       </w:r>
     </w:p>
     <w:p>
       <w:pPr>
         <w:pStyle w:val="ListBullet"/>
         <w:spacing w:after="20"/>
-        <w:ind w:left="259"/>
       </w:pPr>
       <w:r>
-        <w:rPr>
-          <w:rFonts w:ascii="Arial" w:hAnsi="Arial"/>
-          <w:sz w:val="17"/>
-        </w:rPr>
-        <w:t>Participating in the DEPI Software Tester Engineer track with a focus on software quality assurance and software testing.</w:t>
-      </w:r>
-    </w:p>
-    <w:p>
-      <w:pPr>
-        <w:pStyle w:val="ListBullet"/>
-        <w:spacing w:after="20"/>
-        <w:ind w:left="259"/>
-      </w:pPr>
-      <w:r>
-        <w:rPr>
-          <w:rFonts w:ascii="Arial" w:hAnsi="Arial"/>
-          <w:sz w:val="17"/>
-        </w:rPr>
-        <w:t>Developing knowledge of Software Testing Fundamentals, ISTQB Foundation Level concepts, and Testing Throughout the Software Development Life Cycle (STLC).</w:t>
-      </w:r>
-    </w:p>
-    <w:p>
-      <w:pPr>
-        <w:pStyle w:val="ListBullet"/>
-        <w:spacing w:after="20"/>
-        <w:ind w:left="259"/>
-      </w:pPr>
-      <w:r>
-        <w:rPr>
-          <w:rFonts w:ascii="Arial" w:hAnsi="Arial"/>
-          <w:sz w:val="17"/>
-        </w:rPr>
-        <w:t>Building practical skills in test analysis and design, test case preparation, defect reporting, and managing test activities.</w:t>
-      </w:r>
-    </w:p>
-    <w:p>
-      <w:pPr>
-        <w:pStyle w:val="ListBullet"/>
-        <w:spacing w:after="20"/>
-        <w:ind w:left="259"/>
-      </w:pPr>
-      <w:r>
-        <w:rPr>
-          <w:rFonts w:ascii="Arial" w:hAnsi="Arial"/>
-          <w:sz w:val="17"/>
-        </w:rPr>
-        <w:t>Training with testing tools and technologies including Jira, Postman, Selenium, databases/SQL, and Java programming fundamentals.</w:t>
-      </w:r>
-    </w:p>
-    <w:p>
-      <w:pPr>
-        <w:pStyle w:val="ListBullet"/>
-        <w:spacing w:after="20"/>
-        <w:ind w:left="259"/>
-      </w:pPr>
-      <w:r>
-        <w:rPr>
-          <w:rFonts w:ascii="Arial" w:hAnsi="Arial"/>
-          <w:sz w:val="17"/>
-        </w:rPr>
-        <w:t>Applying testing concepts through practical exercises and the program capstone project.</w:t>
-      </w:r>
-    </w:p>
-    <w:p>
-      <w:pPr>
-        <w:spacing w:after="40"/>
-      </w:pPr>
-      <w:r>
-        <w:rPr>
-          <w:rFonts w:ascii="Arial" w:hAnsi="Arial"/>
-          <w:b/>
-          <w:sz w:val="24"/>
-        </w:rPr>
-        <w:t>TECHNICAL SKILLS</w:t>
-      </w:r>
-    </w:p>
-    <w:p>
-      <w:pPr>
-        <w:spacing w:after="20"/>
-      </w:pPr>
-      <w:r>
-        <w:rPr>
-          <w:rFonts w:ascii="Arial" w:hAnsi="Arial"/>
-          <w:b/>
-          <w:sz w:val="17"/>
-        </w:rPr>
-        <w:t xml:space="preserve">Software Testing / QA: </w:t>
-      </w:r>
-      <w:r>
-        <w:rPr>
-          <w:rFonts w:ascii="Arial" w:hAnsi="Arial"/>
-          <w:sz w:val="17"/>
-        </w:rPr>
-        <w:t>STLC, Software Testing Fundamentals, Requirement Analysis, Test Case Design, Manual Testing, Functional Testing, Test Execution, Defect/Bug Tracking, Test Analysis &amp; Design, QA</w:t>
-      </w:r>
-    </w:p>
-    <w:p>
-      <w:pPr>
-        <w:spacing w:after="20"/>
-      </w:pPr>
-      <w:r>
-        <w:rPr>
-          <w:rFonts w:ascii="Arial" w:hAnsi="Arial"/>
-          <w:b/>
-          <w:sz w:val="17"/>
-        </w:rPr>
-        <w:t xml:space="preserve">Testing Tools: </w:t>
-      </w:r>
-      <w:r>
-        <w:rPr>
-          <w:rFonts w:ascii="Arial" w:hAnsi="Arial"/>
-          <w:sz w:val="17"/>
-        </w:rPr>
-        <w:t>Jira, Postman, Selenium</w:t>
-      </w:r>
-    </w:p>
-    <w:p>
-      <w:pPr>
-        <w:spacing w:after="20"/>
-      </w:pPr>
-      <w:r>
-        <w:rPr>
-          <w:rFonts w:ascii="Arial" w:hAnsi="Arial"/>
-          <w:b/>
-          <w:sz w:val="17"/>
-        </w:rPr>
-        <w:t xml:space="preserve">Programming: </w:t>
-      </w:r>
-      <w:r>
-        <w:rPr>
-          <w:rFonts w:ascii="Arial" w:hAnsi="Arial"/>
-          <w:sz w:val="17"/>
-        </w:rPr>
-        <w:t>Java, Python, OOP, inheritance, encapsulation, polymorphism, composition, collections, type hints, UUID</w:t>
-      </w:r>
-    </w:p>
-    <w:p>
-      <w:pPr>
-        <w:spacing w:after="20"/>
-      </w:pPr>
-      <w:r>
-        <w:rPr>
-          <w:rFonts w:ascii="Arial" w:hAnsi="Arial"/>
-          <w:b/>
-          <w:sz w:val="17"/>
-        </w:rPr>
-        <w:t xml:space="preserve">Databases: </w:t>
-      </w:r>
-      <w:r>
-        <w:rPr>
-          <w:rFonts w:ascii="Arial" w:hAnsi="Arial"/>
-          <w:sz w:val="17"/>
-        </w:rPr>
-        <w:t>SQL, SQLite, JDBC, PreparedStatement, relational database design, Primary Keys, Foreign Keys, INNER JOIN</w:t>
-      </w:r>
-    </w:p>
-    <w:p>
-      <w:pPr>
-        <w:spacing w:after="20"/>
-      </w:pPr>
-      <w:r>
-        <w:rPr>
-          <w:rFonts w:ascii="Arial" w:hAnsi="Arial"/>
-          <w:b/>
-          <w:sz w:val="17"/>
-        </w:rPr>
-        <w:t xml:space="preserve">Data &amp; Analytics: </w:t>
-      </w:r>
-      <w:r>
-        <w:rPr>
-          <w:rFonts w:ascii="Arial" w:hAnsi="Arial"/>
-          <w:sz w:val="17"/>
-        </w:rPr>
-        <w:t>Python, pandas, Matplotlib, data processing, data visualization</w:t>
-      </w:r>
-    </w:p>
-    <w:p>
-      <w:pPr>
-        <w:spacing w:after="20"/>
-      </w:pPr>
-      <w:r>
-        <w:t>Tools: Git, GitHub, Maven, CLI, HTML5, CSS3, JavaScript, MS Office, ICDL</w:t>
-      </w:r>
-    </w:p>
-    <w:p>
-      <w:pPr>
-        <w:spacing w:after="20"/>
-      </w:pPr>
-      <w:r>
-        <w:rPr>
-          <w:rFonts w:ascii="Arial" w:hAnsi="Arial"/>
-          <w:b/>
-          <w:sz w:val="17"/>
-        </w:rPr>
-        <w:t xml:space="preserve">Cybersecurity &amp; Networking: </w:t>
-      </w:r>
-      <w:r>
-        <w:rPr>
-          <w:rFonts w:ascii="Arial" w:hAnsi="Arial"/>
-          <w:sz w:val="17"/>
-        </w:rPr>
-        <w:t>Network Security, Endpoint Security, Cyber Threat Management, Networking Fundamentals, Networking Devices and Initial Configuration, IoT</w:t>
-      </w:r>
-    </w:p>
-    <w:p>
-      <w:pPr>
-        <w:spacing w:after="40"/>
-      </w:pPr>
-      <w:r>
-        <w:rPr>
-          <w:rFonts w:ascii="Arial" w:hAnsi="Arial"/>
-          <w:b/>
-          <w:sz w:val="24"/>
-        </w:rPr>
-        <w:t>SELECTED PROJECTS</w:t>
-      </w:r>
-    </w:p>
-    <w:p>
-      <w:pPr>
-        <w:spacing w:after="0"/>
-      </w:pPr>
-      <w:r>
-        <w:rPr>
-          <w:rFonts w:ascii="Arial" w:hAnsi="Arial"/>
-          <w:b/>
-          <w:sz w:val="19"/>
-        </w:rPr>
-        <w:t>Student Performance &amp; Analytics System</w:t>
-      </w:r>
-      <w:r>
-        <w:rPr>
-          <w:rFonts w:ascii="Arial" w:hAnsi="Arial"/>
-          <w:sz w:val="17"/>
-        </w:rPr>
-        <w:t xml:space="preserve"> | Java, SQL, SQLite, Python, JDBC, pandas, Matplotlib</w:t>
-      </w:r>
-    </w:p>
-    <w:p>
-      <w:pPr>
-        <w:pStyle w:val="ListBullet"/>
-        <w:spacing w:after="20"/>
-        <w:ind w:left="259"/>
-      </w:pPr>
-      <w:r>
-        <w:rPr>
-          <w:rFonts w:ascii="Arial" w:hAnsi="Arial"/>
-          <w:sz w:val="17"/>
-        </w:rPr>
         <w:t>Developed an end-to-end application to track, manage, and analyze student academic performance.</w:t>
       </w:r>
     </w:p>
@@ -372,13 +216,8 @@
       <w:pPr>
         <w:pStyle w:val="ListBullet"/>
         <w:spacing w:after="20"/>
-        <w:ind w:left="259"/>
       </w:pPr>
       <w:r>
-        <w:rPr>
-          <w:rFonts w:ascii="Arial" w:hAnsi="Arial"/>
-          <w:sz w:val="17"/>
-        </w:rPr>
         <w:t>Implemented a Java CLI with JDBC and PreparedStatement for database operations.</w:t>
       </w:r>
     </w:p>
@@ -386,13 +225,8 @@
       <w:pPr>
         <w:pStyle w:val="ListBullet"/>
         <w:spacing w:after="20"/>
-        <w:ind w:left="259"/>
       </w:pPr>
       <w:r>
-        <w:rPr>
-          <w:rFonts w:ascii="Arial" w:hAnsi="Arial"/>
-          <w:sz w:val="17"/>
-        </w:rPr>
         <w:t>Designed a relational SQLite schema using Primary Keys, Foreign Keys, and INNER JOIN queries.</w:t>
       </w:r>
     </w:p>
@@ -400,286 +234,15 @@
       <w:pPr>
         <w:pStyle w:val="ListBullet"/>
         <w:spacing w:after="20"/>
-        <w:ind w:left="259"/>
       </w:pPr>
       <w:r>
-        <w:rPr>
-          <w:rFonts w:ascii="Arial" w:hAnsi="Arial"/>
-          <w:sz w:val="17"/>
-        </w:rPr>
         <w:t>Used Python pandas for data processing and Matplotlib for performance visualization.</w:t>
       </w:r>
     </w:p>
     <w:p>
       <w:pPr>
-        <w:spacing w:after="0"/>
+        <w:spacing w:after="20"/>
       </w:pPr>
-      <w:r>
-        <w:rPr>
-          <w:rFonts w:ascii="Arial" w:hAnsi="Arial"/>
-          <w:b/>
-          <w:sz w:val="19"/>
-        </w:rPr>
-        <w:t>Hotel Management System</w:t>
-      </w:r>
-      <w:r>
-        <w:rPr>
-          <w:rFonts w:ascii="Arial" w:hAnsi="Arial"/>
-          <w:sz w:val="17"/>
-        </w:rPr>
-        <w:t xml:space="preserve"> | Java, OOP, Encapsulation, Inheritance, Java Time API, Collections</w:t>
-      </w:r>
-    </w:p>
-    <w:p>
-      <w:pPr>
-        <w:pStyle w:val="ListBullet"/>
-        <w:spacing w:after="20"/>
-        <w:ind w:left="259"/>
-      </w:pPr>
-      <w:r>
-        <w:rPr>
-          <w:rFonts w:ascii="Arial" w:hAnsi="Arial"/>
-          <w:sz w:val="17"/>
-        </w:rPr>
-        <w:t>Developed an object-oriented hotel management application using Java and core OOP principles.</w:t>
-      </w:r>
-    </w:p>
-    <w:p>
-      <w:pPr>
-        <w:spacing w:after="0"/>
-      </w:pPr>
-      <w:r>
-        <w:rPr>
-          <w:rFonts w:ascii="Arial" w:hAnsi="Arial"/>
-          <w:b/>
-          <w:sz w:val="19"/>
-        </w:rPr>
-        <w:t>Employee Management System</w:t>
-      </w:r>
-      <w:r>
-        <w:rPr>
-          <w:rFonts w:ascii="Arial" w:hAnsi="Arial"/>
-          <w:sz w:val="17"/>
-        </w:rPr>
-        <w:t xml:space="preserve"> | Java, OOP, HashMap, CRUD</w:t>
-      </w:r>
-    </w:p>
-    <w:p>
-      <w:pPr>
-        <w:pStyle w:val="ListBullet"/>
-        <w:spacing w:after="20"/>
-        <w:ind w:left="259"/>
-      </w:pPr>
-      <w:r>
-        <w:rPr>
-          <w:rFonts w:ascii="Arial" w:hAnsi="Arial"/>
-          <w:sz w:val="17"/>
-        </w:rPr>
-        <w:t>Implemented employee management and CRUD operations using Java collections and OOP.</w:t>
-      </w:r>
-    </w:p>
-    <w:p>
-      <w:pPr>
-        <w:spacing w:after="0"/>
-      </w:pPr>
-      <w:r>
-        <w:rPr>
-          <w:rFonts w:ascii="Arial" w:hAnsi="Arial"/>
-          <w:b/>
-          <w:sz w:val="19"/>
-        </w:rPr>
-        <w:t>Company Management System</w:t>
-      </w:r>
-      <w:r>
-        <w:rPr>
-          <w:rFonts w:ascii="Arial" w:hAnsi="Arial"/>
-          <w:sz w:val="17"/>
-        </w:rPr>
-        <w:t xml:space="preserve"> | Java, OOP, Encapsulation, Composition</w:t>
-      </w:r>
-    </w:p>
-    <w:p>
-      <w:pPr>
-        <w:pStyle w:val="ListBullet"/>
-        <w:spacing w:after="20"/>
-        <w:ind w:left="259"/>
-      </w:pPr>
-      <w:r>
-        <w:rPr>
-          <w:rFonts w:ascii="Arial" w:hAnsi="Arial"/>
-          <w:sz w:val="17"/>
-        </w:rPr>
-        <w:t>Built a company management application demonstrating encapsulation and object composition.</w:t>
-      </w:r>
-    </w:p>
-    <w:p>
-      <w:pPr>
-        <w:spacing w:after="0"/>
-      </w:pPr>
-      <w:r>
-        <w:rPr>
-          <w:rFonts w:ascii="Arial" w:hAnsi="Arial"/>
-          <w:b/>
-          <w:sz w:val="19"/>
-        </w:rPr>
-        <w:t>Bank Account Management System</w:t>
-      </w:r>
-      <w:r>
-        <w:rPr>
-          <w:rFonts w:ascii="Arial" w:hAnsi="Arial"/>
-          <w:sz w:val="17"/>
-        </w:rPr>
-        <w:t xml:space="preserve"> | Java, OOP</w:t>
-      </w:r>
-    </w:p>
-    <w:p>
-      <w:pPr>
-        <w:pStyle w:val="ListBullet"/>
-        <w:spacing w:after="20"/>
-        <w:ind w:left="259"/>
-      </w:pPr>
-      <w:r>
-        <w:rPr>
-          <w:rFonts w:ascii="Arial" w:hAnsi="Arial"/>
-          <w:sz w:val="17"/>
-        </w:rPr>
-        <w:t>Implemented a Java-based bank account management project using object-oriented programming.</w:t>
-      </w:r>
-    </w:p>
-    <w:p>
-      <w:pPr>
-        <w:spacing w:after="0"/>
-      </w:pPr>
-      <w:r>
-        <w:rPr>
-          <w:rFonts w:ascii="Arial" w:hAnsi="Arial"/>
-          <w:b/>
-          <w:sz w:val="19"/>
-        </w:rPr>
-        <w:t>Shell Simulation Application</w:t>
-      </w:r>
-      <w:r>
-        <w:rPr>
-          <w:rFonts w:ascii="Arial" w:hAnsi="Arial"/>
-          <w:sz w:val="17"/>
-        </w:rPr>
-        <w:t xml:space="preserve"> | Java, CLI, System Programming, Maven</w:t>
-      </w:r>
-    </w:p>
-    <w:p>
-      <w:pPr>
-        <w:pStyle w:val="ListBullet"/>
-        <w:spacing w:after="20"/>
-        <w:ind w:left="259"/>
-      </w:pPr>
-      <w:r>
-        <w:rPr>
-          <w:rFonts w:ascii="Arial" w:hAnsi="Arial"/>
-          <w:sz w:val="17"/>
-        </w:rPr>
-        <w:t>Built a command-line shell simulation project with Java and Maven.</w:t>
-      </w:r>
-    </w:p>
-    <w:p>
-      <w:pPr>
-        <w:spacing w:after="0"/>
-      </w:pPr>
-      <w:r>
-        <w:rPr>
-          <w:rFonts w:ascii="Arial" w:hAnsi="Arial"/>
-          <w:b/>
-          <w:sz w:val="19"/>
-        </w:rPr>
-        <w:t>Flight / Hotel Booking System</w:t>
-      </w:r>
-      <w:r>
-        <w:rPr>
-          <w:rFonts w:ascii="Arial" w:hAnsi="Arial"/>
-          <w:sz w:val="17"/>
-        </w:rPr>
-        <w:t xml:space="preserve"> | Python, OOP, UUID, Type Hints</w:t>
-      </w:r>
-    </w:p>
-    <w:p>
-      <w:pPr>
-        <w:pStyle w:val="ListBullet"/>
-        <w:spacing w:after="20"/>
-        <w:ind w:left="259"/>
-      </w:pPr>
-      <w:r>
-        <w:rPr>
-          <w:rFonts w:ascii="Arial" w:hAnsi="Arial"/>
-          <w:sz w:val="17"/>
-        </w:rPr>
-        <w:t>Developed a Python booking system using OOP, UUID identifiers, and type hints.</w:t>
-      </w:r>
-    </w:p>
-    <w:p>
-      <w:pPr>
-        <w:spacing w:after="0"/>
-      </w:pPr>
-      <w:r>
-        <w:rPr>
-          <w:rFonts w:ascii="Arial" w:hAnsi="Arial"/>
-          <w:b/>
-          <w:sz w:val="19"/>
-        </w:rPr>
-        <w:t>OOP &amp; Polymorphism Demonstration</w:t>
-      </w:r>
-      <w:r>
-        <w:rPr>
-          <w:rFonts w:ascii="Arial" w:hAnsi="Arial"/>
-          <w:sz w:val="17"/>
-        </w:rPr>
-        <w:t xml:space="preserve"> | Python, OOP, Polymorphism</w:t>
-      </w:r>
-    </w:p>
-    <w:p>
-      <w:pPr>
-        <w:pStyle w:val="ListBullet"/>
-        <w:spacing w:after="20"/>
-        <w:ind w:left="259"/>
-      </w:pPr>
-      <w:r>
-        <w:rPr>
-          <w:rFonts w:ascii="Arial" w:hAnsi="Arial"/>
-          <w:sz w:val="17"/>
-        </w:rPr>
-        <w:t>Created a Python project demonstrating inheritance, polymorphism, and object-oriented design.</w:t>
-      </w:r>
-    </w:p>
-    <w:p>
-      <w:r>
-        <w:t>Built a structured community-center webpage with semantic navigation, accessible content structure, event information, imagery, and contact details.</w:t>
-      </w:r>
-    </w:p>
-    <w:p>
-      <w:r>
-        <w:rPr>
-          <w:b/>
-        </w:rPr>
-        <w:t>Harbor Light Community Center | HTML5, CSS3, Accessibility, Semantic HTML, Schema.org</w:t>
-      </w:r>
-    </w:p>
-    <w:p>
-      <w:r>
-        <w:t>Built an interactive geography webpage with continent image-map areas, JavaScript-driven information, and browser geolocation-based continent detection.</w:t>
-      </w:r>
-    </w:p>
-    <w:p>
-      <w:r>
-        <w:rPr>
-          <w:b/>
-        </w:rPr>
-        <w:t>World Discovery | HTML5, CSS3, JavaScript, Geolocation API, Image Map</w:t>
-      </w:r>
-    </w:p>
-    <w:p>
-      <w:r>
-        <w:t>Built a travel-blog style webpage with responsive navigation, city sections, imagery, comparison data, embedded multimedia, and a contact form.</w:t>
-      </w:r>
-    </w:p>
-    <w:p>
       <w:r>
         <w:rPr>
           <w:b/>
@@ -689,15 +252,11 @@
     </w:p>
     <w:p>
       <w:pPr>
-        <w:spacing w:after="40"/>
+        <w:pStyle w:val="ListBullet"/>
+        <w:spacing w:after="20"/>
       </w:pPr>
       <w:r>
-        <w:rPr>
-          <w:rFonts w:ascii="Arial" w:hAnsi="Arial"/>
-          <w:b/>
-          <w:sz w:val="24"/>
-        </w:rPr>
-        <w:t>EDUCATION</w:t>
+        <w:t>Built a travel-blog style webpage featuring Tokyo, Paris, and New York with responsive navigation, imagery, comparison data, multimedia, and a contact form.</w:t>
       </w:r>
     </w:p>
     <w:p>
@@ -706,11 +265,18 @@
       </w:pPr>
       <w:r>
         <w:rPr>
-          <w:rFonts w:ascii="Arial" w:hAnsi="Arial"/>
           <w:b/>
-          <w:sz w:val="19"/>
         </w:rPr>
-        <w:t>Bachelor of Computer Science | Faculty of Computers and Information, Egyptian E-Learning University (EELU)</w:t>
+        <w:t>World Discovery | HTML5, CSS3, JavaScript, Geolocation API, Image Map</w:t>
+      </w:r>
+    </w:p>
+    <w:p>
+      <w:pPr>
+        <w:pStyle w:val="ListBullet"/>
+        <w:spacing w:after="20"/>
+      </w:pPr>
+      <w:r>
+        <w:t>Built an interactive geography webpage with continent image-map areas, JavaScript-driven information, and browser geolocation-based continent detection.</w:t>
       </w:r>
     </w:p>
     <w:p>
@@ -719,222 +285,324 @@
       </w:pPr>
       <w:r>
         <w:rPr>
-          <w:rFonts w:ascii="Arial" w:hAnsi="Arial"/>
-          <w:b w:val="0"/>
-          <w:sz w:val="18"/>
+          <w:b/>
         </w:rPr>
-        <w:t>2025 – Present | Expected Graduation: 2029 | Sohag, Egypt</w:t>
-      </w:r>
-    </w:p>
-    <w:p>
-      <w:pPr>
-        <w:spacing w:after="60"/>
-      </w:pPr>
-      <w:r>
-        <w:rPr>
-          <w:rFonts w:ascii="Arial" w:hAnsi="Arial"/>
-          <w:b w:val="0"/>
-          <w:sz w:val="18"/>
-        </w:rPr>
-        <w:t>Relevant Coursework: Network Security, Operating Systems, Database Systems, Data Structures &amp; Algorithms, Object-Oriented Programming</w:t>
-      </w:r>
-    </w:p>
-    <w:p>
-      <w:pPr>
-        <w:spacing w:after="40"/>
-      </w:pPr>
-      <w:r>
-        <w:rPr>
-          <w:rFonts w:ascii="Arial" w:hAnsi="Arial"/>
-          <w:b/>
-          <w:sz w:val="24"/>
-        </w:rPr>
-        <w:t>TRAINING &amp; CERTIFICATIONS</w:t>
-      </w:r>
-    </w:p>
-    <w:p>
-      <w:r>
-        <w:t>HTML Essentials — Cisco Networking Academy | Networking Academy | Sep 6, 2026 | Cert ID: e0416648-d8e3-4301-8697-ebf5513c942e</w:t>
+        <w:t>Harbor Light Community Center | HTML5, CSS3, Accessibility, Semantic HTML, Schema.org</w:t>
       </w:r>
     </w:p>
     <w:p>
       <w:pPr>
         <w:pStyle w:val="ListBullet"/>
         <w:spacing w:after="20"/>
-        <w:ind w:left="259"/>
+      </w:pPr>
+      <w:r>
+        <w:t>Built a structured community-center webpage with semantic navigation, accessible content structure, services, events, imagery, contact details, and Schema.org Event metadata.</w:t>
+      </w:r>
+    </w:p>
+    <w:p>
+      <w:pPr>
+        <w:spacing w:after="20"/>
       </w:pPr>
       <w:r>
         <w:rPr>
-          <w:rFonts w:ascii="Arial" w:hAnsi="Arial"/>
-          <w:sz w:val="17"/>
+          <w:b/>
         </w:rPr>
-        <w:t>Digital Egypt Pioneers Initiative (DEPI) – Software Tester Engineer, Jul 2026 – Dec 2026 (In Progress).</w:t>
+        <w:t>Hotel Management System | Java, OOP, Java Time API, Collections</w:t>
       </w:r>
     </w:p>
     <w:p>
       <w:pPr>
         <w:pStyle w:val="ListBullet"/>
         <w:spacing w:after="20"/>
-        <w:ind w:left="259"/>
+      </w:pPr>
+      <w:r>
+        <w:t>Developed an object-oriented hotel management application for room availability, date-based searches, and reservations.</w:t>
+      </w:r>
+    </w:p>
+    <w:p>
+      <w:pPr>
+        <w:spacing w:after="20"/>
       </w:pPr>
       <w:r>
         <w:rPr>
-          <w:rFonts w:ascii="Arial" w:hAnsi="Arial"/>
-          <w:sz w:val="17"/>
+          <w:b/>
         </w:rPr>
-        <w:t>Network Security – Huawei, Jul 2026.</w:t>
+        <w:t>Employee Management System | Java, OOP, HashMap, CRUD</w:t>
       </w:r>
     </w:p>
     <w:p>
       <w:pPr>
         <w:pStyle w:val="ListBullet"/>
         <w:spacing w:after="20"/>
-        <w:ind w:left="259"/>
+      </w:pPr>
+      <w:r>
+        <w:t>Implemented employee management and CRUD operations using Java collections and object-oriented programming.</w:t>
+      </w:r>
+    </w:p>
+    <w:p>
+      <w:pPr>
+        <w:spacing w:after="20"/>
       </w:pPr>
       <w:r>
         <w:rPr>
-          <w:rFonts w:ascii="Arial" w:hAnsi="Arial"/>
-          <w:sz w:val="17"/>
+          <w:b/>
         </w:rPr>
-        <w:t>Python Programming Basics – Huawei, Jul 2026.</w:t>
+        <w:t>Company Management System | Java, OOP, Encapsulation, Composition</w:t>
       </w:r>
     </w:p>
     <w:p>
       <w:pPr>
         <w:pStyle w:val="ListBullet"/>
         <w:spacing w:after="20"/>
-        <w:ind w:left="259"/>
+      </w:pPr>
+      <w:r>
+        <w:t>Built a company management application demonstrating encapsulation and object composition.</w:t>
+      </w:r>
+    </w:p>
+    <w:p>
+      <w:pPr>
+        <w:spacing w:after="20"/>
       </w:pPr>
       <w:r>
         <w:rPr>
-          <w:rFonts w:ascii="Arial" w:hAnsi="Arial"/>
-          <w:sz w:val="17"/>
+          <w:b/>
         </w:rPr>
-        <w:t>Search and AI Arabic – Huawei, Jul 2026.</w:t>
+        <w:t>Bank Account Management System | Java, OOP</w:t>
       </w:r>
     </w:p>
     <w:p>
       <w:pPr>
         <w:pStyle w:val="ListBullet"/>
         <w:spacing w:after="20"/>
-        <w:ind w:left="259"/>
+      </w:pPr>
+      <w:r>
+        <w:t>Implemented a Java-based bank account management project using object-oriented programming.</w:t>
+      </w:r>
+    </w:p>
+    <w:p>
+      <w:pPr>
+        <w:spacing w:after="20"/>
       </w:pPr>
       <w:r>
         <w:rPr>
-          <w:rFonts w:ascii="Arial" w:hAnsi="Arial"/>
-          <w:sz w:val="17"/>
+          <w:b/>
         </w:rPr>
-        <w:t>Junior Cybersecurity Analyst – Cisco, exam passed Mar 2026.</w:t>
+        <w:t>Shell Simulation Application | Java, CLI, System Programming, Maven</w:t>
       </w:r>
     </w:p>
     <w:p>
       <w:pPr>
         <w:pStyle w:val="ListBullet"/>
         <w:spacing w:after="20"/>
-        <w:ind w:left="259"/>
+      </w:pPr>
+      <w:r>
+        <w:t>Built a command-line shell simulation project with Java and Maven.</w:t>
+      </w:r>
+    </w:p>
+    <w:p>
+      <w:pPr>
+        <w:spacing w:after="20"/>
       </w:pPr>
       <w:r>
         <w:rPr>
-          <w:rFonts w:ascii="Arial" w:hAnsi="Arial"/>
-          <w:sz w:val="17"/>
+          <w:b/>
         </w:rPr>
-        <w:t>Cyber Threat Management – Cisco.</w:t>
+        <w:t>Flight / Hotel Booking System | Python, OOP, UUID, Type Hints</w:t>
       </w:r>
     </w:p>
     <w:p>
       <w:pPr>
         <w:pStyle w:val="ListBullet"/>
         <w:spacing w:after="20"/>
-        <w:ind w:left="259"/>
+      </w:pPr>
+      <w:r>
+        <w:t>Developed a Python booking system using OOP, UUID identifiers, type hints, roles, seat management, and booking workflows.</w:t>
+      </w:r>
+    </w:p>
+    <w:p>
+      <w:pPr>
+        <w:spacing w:after="20"/>
       </w:pPr>
       <w:r>
         <w:rPr>
-          <w:rFonts w:ascii="Arial" w:hAnsi="Arial"/>
-          <w:sz w:val="17"/>
+          <w:b/>
         </w:rPr>
-        <w:t>Endpoint Security – Cisco.</w:t>
+        <w:t>OOP &amp; Polymorphism Demonstration | Python, OOP, Polymorphism</w:t>
       </w:r>
     </w:p>
     <w:p>
       <w:pPr>
         <w:pStyle w:val="ListBullet"/>
         <w:spacing w:after="20"/>
-        <w:ind w:left="259"/>
       </w:pPr>
       <w:r>
+        <w:t>Created a Python project demonstrating inheritance, polymorphism, abstract design, and reusable object-oriented structures.</w:t>
+      </w:r>
+    </w:p>
+    <w:p>
+      <w:pPr>
+        <w:pStyle w:val="Heading1"/>
+      </w:pPr>
+      <w:r>
+        <w:t>EDUCATION</w:t>
+      </w:r>
+    </w:p>
+    <w:p>
+      <w:r>
         <w:rPr>
-          <w:rFonts w:ascii="Arial" w:hAnsi="Arial"/>
-          <w:sz w:val="17"/>
+          <w:b/>
         </w:rPr>
-        <w:t>Introduction to Cybersecurity – Cisco.</w:t>
+        <w:t>Bachelor of Computer Science | Faculty of Computers and Information, Egyptian E-Learning University (EELU)</w:t>
       </w:r>
     </w:p>
     <w:p>
       <w:pPr>
         <w:pStyle w:val="ListBullet"/>
         <w:spacing w:after="20"/>
-        <w:ind w:left="259"/>
       </w:pPr>
       <w:r>
-        <w:rPr>
-          <w:rFonts w:ascii="Arial" w:hAnsi="Arial"/>
-          <w:sz w:val="17"/>
-        </w:rPr>
-        <w:t>IT Customer Support Basics – Cisco.</w:t>
+        <w:t>2025 – Present | Expected Graduation: 2029 | Sohag, Egypt.</w:t>
       </w:r>
     </w:p>
     <w:p>
       <w:pPr>
         <w:pStyle w:val="ListBullet"/>
         <w:spacing w:after="20"/>
-        <w:ind w:left="259"/>
       </w:pPr>
       <w:r>
-        <w:rPr>
-          <w:rFonts w:ascii="Arial" w:hAnsi="Arial"/>
-          <w:sz w:val="17"/>
-        </w:rPr>
-        <w:t>Networking Basics – Cisco.</w:t>
+        <w:t>Relevant Coursework: Network Security, Operating Systems, Database Systems, Data Structures &amp; Algorithms, Object-Oriented Programming.</w:t>
+      </w:r>
+    </w:p>
+    <w:p>
+      <w:pPr>
+        <w:pStyle w:val="Heading1"/>
+      </w:pPr>
+      <w:r>
+        <w:t>TRAINING &amp; CERTIFICATIONS</w:t>
       </w:r>
     </w:p>
     <w:p>
       <w:pPr>
         <w:pStyle w:val="ListBullet"/>
         <w:spacing w:after="20"/>
-        <w:ind w:left="259"/>
       </w:pPr>
       <w:r>
-        <w:rPr>
-          <w:rFonts w:ascii="Arial" w:hAnsi="Arial"/>
-          <w:sz w:val="17"/>
-        </w:rPr>
-        <w:t>Networking Devices and Initial Configuration – Cisco.</w:t>
+        <w:t>HTML Essentials — Cisco Networking Academy / Networking Academy | 06 Sep 2026 | Cert ID: e0416648-d8e3-4301-8697-ebf5513c942e.</w:t>
       </w:r>
     </w:p>
     <w:p>
       <w:pPr>
         <w:pStyle w:val="ListBullet"/>
         <w:spacing w:after="20"/>
-        <w:ind w:left="259"/>
       </w:pPr>
       <w:r>
-        <w:rPr>
-          <w:rFonts w:ascii="Arial" w:hAnsi="Arial"/>
-          <w:sz w:val="17"/>
-        </w:rPr>
+        <w:t>Digital Egypt Pioneers Initiative (DEPI) – Software Tester Engineer | Jul 2026 – Dec 2026 (In Progress).</w:t>
+      </w:r>
+    </w:p>
+    <w:p>
+      <w:pPr>
+        <w:pStyle w:val="ListBullet"/>
+        <w:spacing w:after="20"/>
+      </w:pPr>
+      <w:r>
+        <w:t>Network Security — Huawei | Jul 2026.</w:t>
+      </w:r>
+    </w:p>
+    <w:p>
+      <w:pPr>
+        <w:pStyle w:val="ListBullet"/>
+        <w:spacing w:after="20"/>
+      </w:pPr>
+      <w:r>
+        <w:t>Python Programming Basics — Huawei | Jul 2026.</w:t>
+      </w:r>
+    </w:p>
+    <w:p>
+      <w:pPr>
+        <w:pStyle w:val="ListBullet"/>
+        <w:spacing w:after="20"/>
+      </w:pPr>
+      <w:r>
+        <w:t>Search and AI Arabic — Huawei | Jul 2026.</w:t>
+      </w:r>
+    </w:p>
+    <w:p>
+      <w:pPr>
+        <w:pStyle w:val="ListBullet"/>
+        <w:spacing w:after="20"/>
+      </w:pPr>
+      <w:r>
+        <w:t>Junior Cybersecurity Analyst — Cisco | Exam passed Mar 2026.</w:t>
+      </w:r>
+    </w:p>
+    <w:p>
+      <w:pPr>
+        <w:pStyle w:val="ListBullet"/>
+        <w:spacing w:after="20"/>
+      </w:pPr>
+      <w:r>
+        <w:t>Cyber Threat Management — Cisco.</w:t>
+      </w:r>
+    </w:p>
+    <w:p>
+      <w:pPr>
+        <w:pStyle w:val="ListBullet"/>
+        <w:spacing w:after="20"/>
+      </w:pPr>
+      <w:r>
+        <w:t>Endpoint Security — Cisco.</w:t>
+      </w:r>
+    </w:p>
+    <w:p>
+      <w:pPr>
+        <w:pStyle w:val="ListBullet"/>
+        <w:spacing w:after="20"/>
+      </w:pPr>
+      <w:r>
+        <w:t>Introduction to Cybersecurity — Cisco.</w:t>
+      </w:r>
+    </w:p>
+    <w:p>
+      <w:pPr>
+        <w:pStyle w:val="ListBullet"/>
+        <w:spacing w:after="20"/>
+      </w:pPr>
+      <w:r>
+        <w:t>IT Customer Support Basics — Cisco.</w:t>
+      </w:r>
+    </w:p>
+    <w:p>
+      <w:pPr>
+        <w:pStyle w:val="ListBullet"/>
+        <w:spacing w:after="20"/>
+      </w:pPr>
+      <w:r>
+        <w:t>Networking Basics — Cisco.</w:t>
+      </w:r>
+    </w:p>
+    <w:p>
+      <w:pPr>
+        <w:pStyle w:val="ListBullet"/>
+        <w:spacing w:after="20"/>
+      </w:pPr>
+      <w:r>
+        <w:t>Networking Devices and Initial Configuration — Cisco.</w:t>
+      </w:r>
+    </w:p>
+    <w:p>
+      <w:pPr>
+        <w:pStyle w:val="ListBullet"/>
+        <w:spacing w:after="20"/>
+      </w:pPr>
+      <w:r>
         <w:t>25+ certifications and training credentials across cybersecurity, programming, networking, IT essentials, databases/data, AI, and languages.</w:t>
       </w:r>
     </w:p>
     <w:p>
       <w:pPr>
-        <w:spacing w:after="40"/>
+        <w:pStyle w:val="Heading1"/>
       </w:pPr>
       <w:r>
-        <w:rPr>
-          <w:rFonts w:ascii="Arial" w:hAnsi="Arial"/>
-          <w:b/>
-          <w:sz w:val="24"/>
-        </w:rPr>
         <w:t>ADDITIONAL SKILLS</w:t>
       </w:r>
     </w:p>
@@ -942,13 +610,8 @@
       <w:pPr>
         <w:pStyle w:val="ListBullet"/>
         <w:spacing w:after="20"/>
-        <w:ind w:left="259"/>
       </w:pPr>
       <w:r>
-        <w:rPr>
-          <w:rFonts w:ascii="Arial" w:hAnsi="Arial"/>
-          <w:sz w:val="17"/>
-        </w:rPr>
         <w:t>Git and GitHub version control and portfolio management.</w:t>
       </w:r>
     </w:p>
@@ -956,13 +619,8 @@
       <w:pPr>
         <w:pStyle w:val="ListBullet"/>
         <w:spacing w:after="20"/>
-        <w:ind w:left="259"/>
       </w:pPr>
       <w:r>
-        <w:rPr>
-          <w:rFonts w:ascii="Arial" w:hAnsi="Arial"/>
-          <w:sz w:val="17"/>
-        </w:rPr>
         <w:t>Foundational cybersecurity and networking knowledge.</w:t>
       </w:r>
     </w:p>
@@ -970,69 +628,32 @@
       <w:pPr>
         <w:pStyle w:val="ListBullet"/>
         <w:spacing w:after="20"/>
-        <w:ind w:left="259"/>
       </w:pPr>
       <w:r>
-        <w:rPr>
-          <w:rFonts w:ascii="Arial" w:hAnsi="Arial"/>
-          <w:sz w:val="17"/>
-        </w:rPr>
         <w:t>Problem solving, analytical thinking, communication, teamwork, and continuous learning.</w:t>
       </w:r>
     </w:p>
     <w:p>
       <w:pPr>
-        <w:spacing w:after="40"/>
+        <w:pStyle w:val="Heading1"/>
       </w:pPr>
       <w:r>
-        <w:rPr>
-          <w:rFonts w:ascii="Arial" w:hAnsi="Arial"/>
-          <w:b/>
-          <w:sz w:val="24"/>
-        </w:rPr>
         <w:t>LANGUAGES</w:t>
       </w:r>
     </w:p>
     <w:p>
-      <w:pPr>
-        <w:spacing w:after="40"/>
-      </w:pPr>
       <w:r>
-        <w:rPr>
-          <w:rFonts w:ascii="Arial" w:hAnsi="Arial"/>
-          <w:b w:val="0"/>
-          <w:sz w:val="18"/>
-        </w:rPr>
         <w:t>Arabic: Native | English: Conversational</w:t>
       </w:r>
     </w:p>
     <w:sectPr>
-      <w:footerReference w:type="default" r:id="rId9"/>
       <w:pgSz w:w="12240" w:h="15840"/>
-      <w:pgMar w:top="792" w:right="936" w:bottom="792" w:left="936" w:header="720" w:footer="720" w:gutter="0"/>
+      <w:pgMar w:top="720" w:right="960" w:bottom="720" w:left="960" w:header="720" w:footer="720" w:gutter="0"/>
       <w:cols w:space="720"/>
       <w:docGrid w:linePitch="360"/>
     </w:sectPr>
   </w:body>
 </w:document>
-</file>
-
-<file path=word/footer1.xml><?xml version="1.0" encoding="utf-8"?>
-<w:ftr xmlns:m="http://schemas.openxmlformats.org/officeDocument/2006/math" xmlns:mc="http://schemas.openxmlformats.org/markup-compatibility/2006" xmlns:mo="http://schemas.microsoft.com/office/mac/office/2008/main" xmlns:mv="urn:schemas-microsoft-com:mac:vml" xmlns:o="urn:schemas-microsoft-com:office:office" xmlns:r="http://schemas.openxmlformats.org/officeDocument/2006/relationships" xmlns:v="urn:schemas-microsoft-com:vml" xmlns:w10="urn:schemas-microsoft-com:office:word" xmlns:w14="http://schemas.microsoft.com/office/word/2010/wordml" xmlns:w="http://schemas.openxmlformats.org/wordprocessingml/2006/main" xmlns:wne="http://schemas.microsoft.com/office/word/2006/wordml" xmlns:wp14="http://schemas.microsoft.com/office/word/2010/wordprocessingDrawing" xmlns:wp="http://schemas.openxmlformats.org/drawingml/2006/wordprocessingDrawing" xmlns:wpc="http://schemas.microsoft.com/office/word/2010/wordprocessingCanvas" xmlns:wpg="http://schemas.microsoft.com/office/word/2010/wordprocessingGroup" xmlns:wpi="http://schemas.microsoft.com/office/word/2010/wordprocessingInk" xmlns:wps="http://schemas.microsoft.com/office/word/2010/wordprocessingShape" mc:Ignorable="w14 wp14">
-  <w:p>
-    <w:pPr>
-      <w:pStyle w:val="Footer"/>
-      <w:jc w:val="center"/>
-    </w:pPr>
-    <w:r>
-      <w:rPr>
-        <w:rFonts w:ascii="Arial" w:hAnsi="Arial"/>
-        <w:sz w:val="16"/>
-      </w:rPr>
-      <w:t>ATS-friendly resume | Updated September 2026</w:t>
-    </w:r>
-  </w:p>
-</w:ftr>
 </file>
 
 <file path=word/numbering.xml><?xml version="1.0" encoding="utf-8"?>
@@ -1398,9 +1019,12 @@
     <w:name w:val="Normal"/>
     <w:qFormat/>
     <w:rsid w:val="00FC693F"/>
+    <w:pPr>
+      <w:spacing w:after="60"/>
+    </w:pPr>
     <w:rPr>
       <w:rFonts w:ascii="Arial" w:hAnsi="Arial"/>
-      <w:sz w:val="18"/>
+      <w:sz w:val="20"/>
     </w:rPr>
   </w:style>
   <w:style w:type="paragraph" w:styleId="Header">
@@ -1458,7 +1082,7 @@
     <w:pPr>
       <w:keepNext/>
       <w:keepLines/>
-      <w:spacing w:before="480" w:after="0"/>
+      <w:spacing w:before="180" w:after="80"/>
       <w:outlineLvl w:val="0"/>
     </w:pPr>
     <w:rPr>
